--- a/docs/Test_Cases.docx
+++ b/docs/Test_Cases.docx
@@ -935,6 +935,1335 @@
         <w:t>And the biometric finger-print authentication option is visible on the primary screen</w:t>
       </w:r>
     </w:p>
+    <w:p>
+      <w:pPr>
+        <w:spacing w:before="0" w:after="120" w:line="276" w:lineRule="auto"/>
+      </w:pPr>
+      <w:r>
+        <w:rPr>
+          <w:rFonts w:ascii="Segoe UI" w:hAnsi="Segoe UI"/>
+          <w:color w:val="374151"/>
+          <w:sz w:val="21"/>
+        </w:rPr>
+        <w:t>---</w:t>
+      </w:r>
+    </w:p>
+    <w:p>
+      <w:pPr>
+        <w:keepNext/>
+        <w:spacing w:before="240" w:after="80"/>
+      </w:pPr>
+      <w:r>
+        <w:rPr>
+          <w:rFonts w:ascii="Segoe UI" w:hAnsi="Segoe UI"/>
+          <w:b/>
+          <w:color w:val="06B6D4"/>
+          <w:sz w:val="30"/>
+        </w:rPr>
+        <w:t>Feature: Subscription Billing &amp; Payment Gateway</w:t>
+      </w:r>
+    </w:p>
+    <w:p>
+      <w:pPr>
+        <w:keepNext/>
+        <w:spacing w:before="240" w:after="80"/>
+      </w:pPr>
+      <w:r>
+        <w:rPr>
+          <w:rFonts w:ascii="Segoe UI" w:hAnsi="Segoe UI"/>
+          <w:b/>
+          <w:color w:val="374151"/>
+          <w:sz w:val="24"/>
+        </w:rPr>
+        <w:t>Scenario Outline: Plan Upgrades via Payment Gateway Checkout</w:t>
+      </w:r>
+    </w:p>
+    <w:p>
+      <w:pPr>
+        <w:spacing w:before="0" w:after="120" w:line="276" w:lineRule="auto"/>
+      </w:pPr>
+      <w:r>
+        <w:rPr>
+          <w:rFonts w:ascii="Segoe UI" w:hAnsi="Segoe UI"/>
+          <w:color w:val="374151"/>
+          <w:sz w:val="21"/>
+        </w:rPr>
+        <w:t>Given the user is logged in and navigates to the "Billing &amp; Plans" panel</w:t>
+      </w:r>
+    </w:p>
+    <w:p>
+      <w:pPr>
+        <w:spacing w:before="0" w:after="120" w:line="276" w:lineRule="auto"/>
+      </w:pPr>
+      <w:r>
+        <w:rPr>
+          <w:rFonts w:ascii="Segoe UI" w:hAnsi="Segoe UI"/>
+          <w:color w:val="374151"/>
+          <w:sz w:val="21"/>
+        </w:rPr>
+        <w:t>When the user clicks "Upgrade to &lt;plan_name&gt;"</w:t>
+      </w:r>
+    </w:p>
+    <w:p>
+      <w:pPr>
+        <w:spacing w:before="0" w:after="120" w:line="276" w:lineRule="auto"/>
+      </w:pPr>
+      <w:r>
+        <w:rPr>
+          <w:rFonts w:ascii="Segoe UI" w:hAnsi="Segoe UI"/>
+          <w:color w:val="374151"/>
+          <w:sz w:val="21"/>
+        </w:rPr>
+        <w:t>Then the checkout modal opens showing the amount "&lt;price&gt;"</w:t>
+      </w:r>
+    </w:p>
+    <w:p>
+      <w:pPr>
+        <w:spacing w:before="0" w:after="120" w:line="276" w:lineRule="auto"/>
+      </w:pPr>
+      <w:r>
+        <w:rPr>
+          <w:rFonts w:ascii="Segoe UI" w:hAnsi="Segoe UI"/>
+          <w:color w:val="374151"/>
+          <w:sz w:val="21"/>
+        </w:rPr>
+        <w:t>When the user selects "&lt;payment_method&gt;" tab</w:t>
+      </w:r>
+    </w:p>
+    <w:p>
+      <w:pPr>
+        <w:spacing w:before="0" w:after="120" w:line="276" w:lineRule="auto"/>
+      </w:pPr>
+      <w:r>
+        <w:rPr>
+          <w:rFonts w:ascii="Segoe UI" w:hAnsi="Segoe UI"/>
+          <w:color w:val="374151"/>
+          <w:sz w:val="21"/>
+        </w:rPr>
+        <w:t>And fills out "&lt;payment_method&gt;" form credentials</w:t>
+      </w:r>
+    </w:p>
+    <w:p>
+      <w:pPr>
+        <w:spacing w:before="0" w:after="120" w:line="276" w:lineRule="auto"/>
+      </w:pPr>
+      <w:r>
+        <w:rPr>
+          <w:rFonts w:ascii="Segoe UI" w:hAnsi="Segoe UI"/>
+          <w:color w:val="374151"/>
+          <w:sz w:val="21"/>
+        </w:rPr>
+        <w:t>And submits payment</w:t>
+      </w:r>
+    </w:p>
+    <w:p>
+      <w:pPr>
+        <w:spacing w:before="0" w:after="120" w:line="276" w:lineRule="auto"/>
+      </w:pPr>
+      <w:r>
+        <w:rPr>
+          <w:rFonts w:ascii="Segoe UI" w:hAnsi="Segoe UI"/>
+          <w:color w:val="374151"/>
+          <w:sz w:val="21"/>
+        </w:rPr>
+        <w:t>Then the account tier badge updates to "&lt;plan_name&gt; Tier"</w:t>
+      </w:r>
+    </w:p>
+    <w:p>
+      <w:pPr>
+        <w:spacing w:before="0" w:after="120" w:line="276" w:lineRule="auto"/>
+      </w:pPr>
+      <w:r>
+        <w:rPr>
+          <w:rFonts w:ascii="Segoe UI" w:hAnsi="Segoe UI"/>
+          <w:color w:val="374151"/>
+          <w:sz w:val="21"/>
+        </w:rPr>
+        <w:t>And the purchased plan button is updated to "Current Plan"</w:t>
+      </w:r>
+    </w:p>
+    <w:p>
+      <w:pPr>
+        <w:spacing w:before="0" w:after="120" w:line="276" w:lineRule="auto"/>
+      </w:pPr>
+      <w:r>
+        <w:rPr>
+          <w:rFonts w:ascii="Segoe UI" w:hAnsi="Segoe UI"/>
+          <w:color w:val="374151"/>
+          <w:sz w:val="21"/>
+        </w:rPr>
+        <w:t>Examples:</w:t>
+      </w:r>
+    </w:p>
+    <w:tbl>
+      <w:tblPr>
+        <w:tblW w:type="auto" w:w="0"/>
+        <w:tblLayout w:type="autofit"/>
+        <w:tblLook w:firstColumn="1" w:firstRow="1" w:lastColumn="0" w:lastRow="0" w:noHBand="0" w:noVBand="1" w:val="04A0"/>
+      </w:tblPr>
+      <w:tblGrid>
+        <w:gridCol w:w="3120"/>
+        <w:gridCol w:w="3120"/>
+        <w:gridCol w:w="3120"/>
+      </w:tblGrid>
+      <w:tr>
+        <w:tc>
+          <w:tcPr>
+            <w:tcW w:type="dxa" w:w="3120"/>
+            <w:shd w:fill="6366F1"/>
+            <w:tcMar>
+              <w:top w:w="100" w:type="dxa"/>
+              <w:bottom w:w="100" w:type="dxa"/>
+              <w:left w:w="150" w:type="dxa"/>
+              <w:right w:w="150" w:type="dxa"/>
+            </w:tcMar>
+          </w:tcPr>
+          <w:p>
+            <w:r>
+              <w:rPr>
+                <w:rFonts w:ascii="Segoe UI" w:hAnsi="Segoe UI"/>
+                <w:b/>
+                <w:color w:val="FFFFFF"/>
+                <w:sz w:val="19"/>
+              </w:rPr>
+              <w:t>plan_name</w:t>
+            </w:r>
+          </w:p>
+        </w:tc>
+        <w:tc>
+          <w:tcPr>
+            <w:tcW w:type="dxa" w:w="3120"/>
+            <w:shd w:fill="6366F1"/>
+            <w:tcMar>
+              <w:top w:w="100" w:type="dxa"/>
+              <w:bottom w:w="100" w:type="dxa"/>
+              <w:left w:w="150" w:type="dxa"/>
+              <w:right w:w="150" w:type="dxa"/>
+            </w:tcMar>
+          </w:tcPr>
+          <w:p>
+            <w:r>
+              <w:rPr>
+                <w:rFonts w:ascii="Segoe UI" w:hAnsi="Segoe UI"/>
+                <w:b/>
+                <w:color w:val="FFFFFF"/>
+                <w:sz w:val="19"/>
+              </w:rPr>
+              <w:t>price</w:t>
+            </w:r>
+          </w:p>
+        </w:tc>
+        <w:tc>
+          <w:tcPr>
+            <w:tcW w:type="dxa" w:w="3120"/>
+            <w:shd w:fill="6366F1"/>
+            <w:tcMar>
+              <w:top w:w="100" w:type="dxa"/>
+              <w:bottom w:w="100" w:type="dxa"/>
+              <w:left w:w="150" w:type="dxa"/>
+              <w:right w:w="150" w:type="dxa"/>
+            </w:tcMar>
+          </w:tcPr>
+          <w:p>
+            <w:r>
+              <w:rPr>
+                <w:rFonts w:ascii="Segoe UI" w:hAnsi="Segoe UI"/>
+                <w:b/>
+                <w:color w:val="FFFFFF"/>
+                <w:sz w:val="19"/>
+              </w:rPr>
+              <w:t>payment_method</w:t>
+            </w:r>
+          </w:p>
+        </w:tc>
+      </w:tr>
+      <w:tr>
+        <w:tc>
+          <w:tcPr>
+            <w:tcW w:type="dxa" w:w="3120"/>
+            <w:shd w:fill="FFFFFF"/>
+            <w:tcMar>
+              <w:top w:w="100" w:type="dxa"/>
+              <w:bottom w:w="100" w:type="dxa"/>
+              <w:left w:w="150" w:type="dxa"/>
+              <w:right w:w="150" w:type="dxa"/>
+            </w:tcMar>
+          </w:tcPr>
+          <w:p>
+            <w:r>
+              <w:rPr>
+                <w:rFonts w:ascii="Segoe UI" w:hAnsi="Segoe UI"/>
+                <w:color w:val="374151"/>
+                <w:sz w:val="18"/>
+              </w:rPr>
+              <w:t>Basic</w:t>
+            </w:r>
+          </w:p>
+        </w:tc>
+        <w:tc>
+          <w:tcPr>
+            <w:tcW w:type="dxa" w:w="3120"/>
+            <w:shd w:fill="FFFFFF"/>
+            <w:tcMar>
+              <w:top w:w="100" w:type="dxa"/>
+              <w:bottom w:w="100" w:type="dxa"/>
+              <w:left w:w="150" w:type="dxa"/>
+              <w:right w:w="150" w:type="dxa"/>
+            </w:tcMar>
+          </w:tcPr>
+          <w:p>
+            <w:r>
+              <w:rPr>
+                <w:rFonts w:ascii="Segoe UI" w:hAnsi="Segoe UI"/>
+                <w:color w:val="374151"/>
+                <w:sz w:val="18"/>
+              </w:rPr>
+              <w:t>฿490.00</w:t>
+            </w:r>
+          </w:p>
+        </w:tc>
+        <w:tc>
+          <w:tcPr>
+            <w:tcW w:type="dxa" w:w="3120"/>
+            <w:shd w:fill="FFFFFF"/>
+            <w:tcMar>
+              <w:top w:w="100" w:type="dxa"/>
+              <w:bottom w:w="100" w:type="dxa"/>
+              <w:left w:w="150" w:type="dxa"/>
+              <w:right w:w="150" w:type="dxa"/>
+            </w:tcMar>
+          </w:tcPr>
+          <w:p>
+            <w:r>
+              <w:rPr>
+                <w:rFonts w:ascii="Segoe UI" w:hAnsi="Segoe UI"/>
+                <w:color w:val="374151"/>
+                <w:sz w:val="18"/>
+              </w:rPr>
+              <w:t>Credit Card</w:t>
+            </w:r>
+          </w:p>
+        </w:tc>
+      </w:tr>
+      <w:tr>
+        <w:tc>
+          <w:tcPr>
+            <w:tcW w:type="dxa" w:w="3120"/>
+            <w:shd w:fill="F9FAFB"/>
+            <w:tcMar>
+              <w:top w:w="100" w:type="dxa"/>
+              <w:bottom w:w="100" w:type="dxa"/>
+              <w:left w:w="150" w:type="dxa"/>
+              <w:right w:w="150" w:type="dxa"/>
+            </w:tcMar>
+          </w:tcPr>
+          <w:p>
+            <w:r>
+              <w:rPr>
+                <w:rFonts w:ascii="Segoe UI" w:hAnsi="Segoe UI"/>
+                <w:color w:val="374151"/>
+                <w:sz w:val="18"/>
+              </w:rPr>
+              <w:t>Advance</w:t>
+            </w:r>
+          </w:p>
+        </w:tc>
+        <w:tc>
+          <w:tcPr>
+            <w:tcW w:type="dxa" w:w="3120"/>
+            <w:shd w:fill="F9FAFB"/>
+            <w:tcMar>
+              <w:top w:w="100" w:type="dxa"/>
+              <w:bottom w:w="100" w:type="dxa"/>
+              <w:left w:w="150" w:type="dxa"/>
+              <w:right w:w="150" w:type="dxa"/>
+            </w:tcMar>
+          </w:tcPr>
+          <w:p>
+            <w:r>
+              <w:rPr>
+                <w:rFonts w:ascii="Segoe UI" w:hAnsi="Segoe UI"/>
+                <w:color w:val="374151"/>
+                <w:sz w:val="18"/>
+              </w:rPr>
+              <w:t>฿990.00</w:t>
+            </w:r>
+          </w:p>
+        </w:tc>
+        <w:tc>
+          <w:tcPr>
+            <w:tcW w:type="dxa" w:w="3120"/>
+            <w:shd w:fill="F9FAFB"/>
+            <w:tcMar>
+              <w:top w:w="100" w:type="dxa"/>
+              <w:bottom w:w="100" w:type="dxa"/>
+              <w:left w:w="150" w:type="dxa"/>
+              <w:right w:w="150" w:type="dxa"/>
+            </w:tcMar>
+          </w:tcPr>
+          <w:p>
+            <w:r>
+              <w:rPr>
+                <w:rFonts w:ascii="Segoe UI" w:hAnsi="Segoe UI"/>
+                <w:color w:val="374151"/>
+                <w:sz w:val="18"/>
+              </w:rPr>
+              <w:t>Thai PromptPay QR</w:t>
+            </w:r>
+          </w:p>
+        </w:tc>
+      </w:tr>
+      <w:tr>
+        <w:tc>
+          <w:tcPr>
+            <w:tcW w:type="dxa" w:w="3120"/>
+            <w:shd w:fill="FFFFFF"/>
+            <w:tcMar>
+              <w:top w:w="100" w:type="dxa"/>
+              <w:bottom w:w="100" w:type="dxa"/>
+              <w:left w:w="150" w:type="dxa"/>
+              <w:right w:w="150" w:type="dxa"/>
+            </w:tcMar>
+          </w:tcPr>
+          <w:p>
+            <w:r>
+              <w:rPr>
+                <w:rFonts w:ascii="Segoe UI" w:hAnsi="Segoe UI"/>
+                <w:color w:val="374151"/>
+                <w:sz w:val="18"/>
+              </w:rPr>
+              <w:t>Basic</w:t>
+            </w:r>
+          </w:p>
+        </w:tc>
+        <w:tc>
+          <w:tcPr>
+            <w:tcW w:type="dxa" w:w="3120"/>
+            <w:shd w:fill="FFFFFF"/>
+            <w:tcMar>
+              <w:top w:w="100" w:type="dxa"/>
+              <w:bottom w:w="100" w:type="dxa"/>
+              <w:left w:w="150" w:type="dxa"/>
+              <w:right w:w="150" w:type="dxa"/>
+            </w:tcMar>
+          </w:tcPr>
+          <w:p>
+            <w:r>
+              <w:rPr>
+                <w:rFonts w:ascii="Segoe UI" w:hAnsi="Segoe UI"/>
+                <w:color w:val="374151"/>
+                <w:sz w:val="18"/>
+              </w:rPr>
+              <w:t>฿490.00</w:t>
+            </w:r>
+          </w:p>
+        </w:tc>
+        <w:tc>
+          <w:tcPr>
+            <w:tcW w:type="dxa" w:w="3120"/>
+            <w:shd w:fill="FFFFFF"/>
+            <w:tcMar>
+              <w:top w:w="100" w:type="dxa"/>
+              <w:bottom w:w="100" w:type="dxa"/>
+              <w:left w:w="150" w:type="dxa"/>
+              <w:right w:w="150" w:type="dxa"/>
+            </w:tcMar>
+          </w:tcPr>
+          <w:p>
+            <w:r>
+              <w:rPr>
+                <w:rFonts w:ascii="Segoe UI" w:hAnsi="Segoe UI"/>
+                <w:color w:val="374151"/>
+                <w:sz w:val="18"/>
+              </w:rPr>
+              <w:t>Mobile Banking</w:t>
+            </w:r>
+          </w:p>
+        </w:tc>
+      </w:tr>
+      <w:tr>
+        <w:tc>
+          <w:tcPr>
+            <w:tcW w:type="dxa" w:w="3120"/>
+            <w:shd w:fill="F9FAFB"/>
+            <w:tcMar>
+              <w:top w:w="100" w:type="dxa"/>
+              <w:bottom w:w="100" w:type="dxa"/>
+              <w:left w:w="150" w:type="dxa"/>
+              <w:right w:w="150" w:type="dxa"/>
+            </w:tcMar>
+          </w:tcPr>
+          <w:p>
+            <w:r>
+              <w:rPr>
+                <w:rFonts w:ascii="Segoe UI" w:hAnsi="Segoe UI"/>
+                <w:color w:val="374151"/>
+                <w:sz w:val="18"/>
+              </w:rPr>
+              <w:t>Advance</w:t>
+            </w:r>
+          </w:p>
+        </w:tc>
+        <w:tc>
+          <w:tcPr>
+            <w:tcW w:type="dxa" w:w="3120"/>
+            <w:shd w:fill="F9FAFB"/>
+            <w:tcMar>
+              <w:top w:w="100" w:type="dxa"/>
+              <w:bottom w:w="100" w:type="dxa"/>
+              <w:left w:w="150" w:type="dxa"/>
+              <w:right w:w="150" w:type="dxa"/>
+            </w:tcMar>
+          </w:tcPr>
+          <w:p>
+            <w:r>
+              <w:rPr>
+                <w:rFonts w:ascii="Segoe UI" w:hAnsi="Segoe UI"/>
+                <w:color w:val="374151"/>
+                <w:sz w:val="18"/>
+              </w:rPr>
+              <w:t>฿990.00</w:t>
+            </w:r>
+          </w:p>
+        </w:tc>
+        <w:tc>
+          <w:tcPr>
+            <w:tcW w:type="dxa" w:w="3120"/>
+            <w:shd w:fill="F9FAFB"/>
+            <w:tcMar>
+              <w:top w:w="100" w:type="dxa"/>
+              <w:bottom w:w="100" w:type="dxa"/>
+              <w:left w:w="150" w:type="dxa"/>
+              <w:right w:w="150" w:type="dxa"/>
+            </w:tcMar>
+          </w:tcPr>
+          <w:p>
+            <w:r>
+              <w:rPr>
+                <w:rFonts w:ascii="Segoe UI" w:hAnsi="Segoe UI"/>
+                <w:color w:val="374151"/>
+                <w:sz w:val="18"/>
+              </w:rPr>
+              <w:t>E-Wallet</w:t>
+            </w:r>
+          </w:p>
+        </w:tc>
+      </w:tr>
+    </w:tbl>
+    <w:p/>
+    <w:p>
+      <w:pPr>
+        <w:keepNext/>
+        <w:spacing w:before="240" w:after="80"/>
+      </w:pPr>
+      <w:r>
+        <w:rPr>
+          <w:rFonts w:ascii="Segoe UI" w:hAnsi="Segoe UI"/>
+          <w:b/>
+          <w:color w:val="374151"/>
+          <w:sz w:val="24"/>
+        </w:rPr>
+        <w:t>Scenario: PromptPay QR Timer Expiry</w:t>
+      </w:r>
+    </w:p>
+    <w:p>
+      <w:pPr>
+        <w:spacing w:before="0" w:after="120" w:line="276" w:lineRule="auto"/>
+      </w:pPr>
+      <w:r>
+        <w:rPr>
+          <w:rFonts w:ascii="Segoe UI" w:hAnsi="Segoe UI"/>
+          <w:color w:val="374151"/>
+          <w:sz w:val="21"/>
+        </w:rPr>
+        <w:t>Given the user opens the checkout gateway with Thai PromptPay QR selected</w:t>
+      </w:r>
+    </w:p>
+    <w:p>
+      <w:pPr>
+        <w:spacing w:before="0" w:after="120" w:line="276" w:lineRule="auto"/>
+      </w:pPr>
+      <w:r>
+        <w:rPr>
+          <w:rFonts w:ascii="Segoe UI" w:hAnsi="Segoe UI"/>
+          <w:color w:val="374151"/>
+          <w:sz w:val="21"/>
+        </w:rPr>
+        <w:t>Then a realistic mock PromptPay QR renders on the screen</w:t>
+      </w:r>
+    </w:p>
+    <w:p>
+      <w:pPr>
+        <w:spacing w:before="0" w:after="120" w:line="276" w:lineRule="auto"/>
+      </w:pPr>
+      <w:r>
+        <w:rPr>
+          <w:rFonts w:ascii="Segoe UI" w:hAnsi="Segoe UI"/>
+          <w:color w:val="374151"/>
+          <w:sz w:val="21"/>
+        </w:rPr>
+        <w:t>And an active countdown timer displays "Code expires in: 60s"</w:t>
+      </w:r>
+    </w:p>
+    <w:p>
+      <w:pPr>
+        <w:spacing w:before="0" w:after="120" w:line="276" w:lineRule="auto"/>
+      </w:pPr>
+      <w:r>
+        <w:rPr>
+          <w:rFonts w:ascii="Segoe UI" w:hAnsi="Segoe UI"/>
+          <w:color w:val="374151"/>
+          <w:sz w:val="21"/>
+        </w:rPr>
+        <w:t>When 60 seconds elapse without payment confirmation</w:t>
+      </w:r>
+    </w:p>
+    <w:p>
+      <w:pPr>
+        <w:spacing w:before="0" w:after="120" w:line="276" w:lineRule="auto"/>
+      </w:pPr>
+      <w:r>
+        <w:rPr>
+          <w:rFonts w:ascii="Segoe UI" w:hAnsi="Segoe UI"/>
+          <w:color w:val="374151"/>
+          <w:sz w:val="21"/>
+        </w:rPr>
+        <w:t>Then the timer label displays "Code expired"</w:t>
+      </w:r>
+    </w:p>
+    <w:p>
+      <w:pPr>
+        <w:spacing w:before="0" w:after="120" w:line="276" w:lineRule="auto"/>
+      </w:pPr>
+      <w:r>
+        <w:rPr>
+          <w:rFonts w:ascii="Segoe UI" w:hAnsi="Segoe UI"/>
+          <w:color w:val="374151"/>
+          <w:sz w:val="21"/>
+        </w:rPr>
+        <w:t>And the transaction status changes to "Transaction timed out"</w:t>
+      </w:r>
+    </w:p>
+    <w:p>
+      <w:pPr>
+        <w:spacing w:before="0" w:after="120" w:line="276" w:lineRule="auto"/>
+      </w:pPr>
+      <w:r>
+        <w:rPr>
+          <w:rFonts w:ascii="Segoe UI" w:hAnsi="Segoe UI"/>
+          <w:color w:val="374151"/>
+          <w:sz w:val="21"/>
+        </w:rPr>
+        <w:t>---</w:t>
+      </w:r>
+    </w:p>
+    <w:p>
+      <w:pPr>
+        <w:keepNext/>
+        <w:spacing w:before="240" w:after="80"/>
+      </w:pPr>
+      <w:r>
+        <w:rPr>
+          <w:rFonts w:ascii="Segoe UI" w:hAnsi="Segoe UI"/>
+          <w:b/>
+          <w:color w:val="06B6D4"/>
+          <w:sz w:val="30"/>
+        </w:rPr>
+        <w:t>Feature: In-App AI Support Chatbot</w:t>
+      </w:r>
+    </w:p>
+    <w:p>
+      <w:pPr>
+        <w:keepNext/>
+        <w:spacing w:before="240" w:after="80"/>
+      </w:pPr>
+      <w:r>
+        <w:rPr>
+          <w:rFonts w:ascii="Segoe UI" w:hAnsi="Segoe UI"/>
+          <w:b/>
+          <w:color w:val="374151"/>
+          <w:sz w:val="24"/>
+        </w:rPr>
+        <w:t>Scenario Outline: Chatbot Conversational Response Routing</w:t>
+      </w:r>
+    </w:p>
+    <w:p>
+      <w:pPr>
+        <w:spacing w:before="0" w:after="120" w:line="276" w:lineRule="auto"/>
+      </w:pPr>
+      <w:r>
+        <w:rPr>
+          <w:rFonts w:ascii="Segoe UI" w:hAnsi="Segoe UI"/>
+          <w:color w:val="374151"/>
+          <w:sz w:val="21"/>
+        </w:rPr>
+        <w:t>Given the user clicks the floating chat bubble at the bottom-right corner</w:t>
+      </w:r>
+    </w:p>
+    <w:p>
+      <w:pPr>
+        <w:spacing w:before="0" w:after="120" w:line="276" w:lineRule="auto"/>
+      </w:pPr>
+      <w:r>
+        <w:rPr>
+          <w:rFonts w:ascii="Segoe UI" w:hAnsi="Segoe UI"/>
+          <w:color w:val="374151"/>
+          <w:sz w:val="21"/>
+        </w:rPr>
+        <w:t>Then the chat window overlay expands</w:t>
+      </w:r>
+    </w:p>
+    <w:p>
+      <w:pPr>
+        <w:spacing w:before="0" w:after="120" w:line="276" w:lineRule="auto"/>
+      </w:pPr>
+      <w:r>
+        <w:rPr>
+          <w:rFonts w:ascii="Segoe UI" w:hAnsi="Segoe UI"/>
+          <w:color w:val="374151"/>
+          <w:sz w:val="21"/>
+        </w:rPr>
+        <w:t>When the user types "&lt;user_question&gt;" in the input box</w:t>
+      </w:r>
+    </w:p>
+    <w:p>
+      <w:pPr>
+        <w:spacing w:before="0" w:after="120" w:line="276" w:lineRule="auto"/>
+      </w:pPr>
+      <w:r>
+        <w:rPr>
+          <w:rFonts w:ascii="Segoe UI" w:hAnsi="Segoe UI"/>
+          <w:color w:val="374151"/>
+          <w:sz w:val="21"/>
+        </w:rPr>
+        <w:t>And clicks the send button</w:t>
+      </w:r>
+    </w:p>
+    <w:p>
+      <w:pPr>
+        <w:spacing w:before="0" w:after="120" w:line="276" w:lineRule="auto"/>
+      </w:pPr>
+      <w:r>
+        <w:rPr>
+          <w:rFonts w:ascii="Segoe UI" w:hAnsi="Segoe UI"/>
+          <w:color w:val="374151"/>
+          <w:sz w:val="21"/>
+        </w:rPr>
+        <w:t>Then the chatbot returns a response containing "&lt;expected_keyword&gt;" instructions</w:t>
+      </w:r>
+    </w:p>
+    <w:p>
+      <w:pPr>
+        <w:spacing w:before="0" w:after="120" w:line="276" w:lineRule="auto"/>
+      </w:pPr>
+      <w:r>
+        <w:rPr>
+          <w:rFonts w:ascii="Segoe UI" w:hAnsi="Segoe UI"/>
+          <w:color w:val="374151"/>
+          <w:sz w:val="21"/>
+        </w:rPr>
+        <w:t>And the message thread scrolls automatically to the bottom</w:t>
+      </w:r>
+    </w:p>
+    <w:p>
+      <w:pPr>
+        <w:spacing w:before="0" w:after="120" w:line="276" w:lineRule="auto"/>
+      </w:pPr>
+      <w:r>
+        <w:rPr>
+          <w:rFonts w:ascii="Segoe UI" w:hAnsi="Segoe UI"/>
+          <w:color w:val="374151"/>
+          <w:sz w:val="21"/>
+        </w:rPr>
+        <w:t>Examples:</w:t>
+      </w:r>
+    </w:p>
+    <w:tbl>
+      <w:tblPr>
+        <w:tblW w:type="auto" w:w="0"/>
+        <w:tblLayout w:type="autofit"/>
+        <w:tblLook w:firstColumn="1" w:firstRow="1" w:lastColumn="0" w:lastRow="0" w:noHBand="0" w:noVBand="1" w:val="04A0"/>
+      </w:tblPr>
+      <w:tblGrid>
+        <w:gridCol w:w="4680"/>
+        <w:gridCol w:w="4680"/>
+      </w:tblGrid>
+      <w:tr>
+        <w:tc>
+          <w:tcPr>
+            <w:tcW w:type="dxa" w:w="4680"/>
+            <w:shd w:fill="6366F1"/>
+            <w:tcMar>
+              <w:top w:w="100" w:type="dxa"/>
+              <w:bottom w:w="100" w:type="dxa"/>
+              <w:left w:w="150" w:type="dxa"/>
+              <w:right w:w="150" w:type="dxa"/>
+            </w:tcMar>
+          </w:tcPr>
+          <w:p>
+            <w:r>
+              <w:rPr>
+                <w:rFonts w:ascii="Segoe UI" w:hAnsi="Segoe UI"/>
+                <w:b/>
+                <w:color w:val="FFFFFF"/>
+                <w:sz w:val="19"/>
+              </w:rPr>
+              <w:t>user_question</w:t>
+            </w:r>
+          </w:p>
+        </w:tc>
+        <w:tc>
+          <w:tcPr>
+            <w:tcW w:type="dxa" w:w="4680"/>
+            <w:shd w:fill="6366F1"/>
+            <w:tcMar>
+              <w:top w:w="100" w:type="dxa"/>
+              <w:bottom w:w="100" w:type="dxa"/>
+              <w:left w:w="150" w:type="dxa"/>
+              <w:right w:w="150" w:type="dxa"/>
+            </w:tcMar>
+          </w:tcPr>
+          <w:p>
+            <w:r>
+              <w:rPr>
+                <w:rFonts w:ascii="Segoe UI" w:hAnsi="Segoe UI"/>
+                <w:b/>
+                <w:color w:val="FFFFFF"/>
+                <w:sz w:val="19"/>
+              </w:rPr>
+              <w:t>expected_keyword</w:t>
+            </w:r>
+          </w:p>
+        </w:tc>
+      </w:tr>
+      <w:tr>
+        <w:tc>
+          <w:tcPr>
+            <w:tcW w:type="dxa" w:w="4680"/>
+            <w:shd w:fill="FFFFFF"/>
+            <w:tcMar>
+              <w:top w:w="100" w:type="dxa"/>
+              <w:bottom w:w="100" w:type="dxa"/>
+              <w:left w:w="150" w:type="dxa"/>
+              <w:right w:w="150" w:type="dxa"/>
+            </w:tcMar>
+          </w:tcPr>
+          <w:p>
+            <w:r>
+              <w:rPr>
+                <w:rFonts w:ascii="Segoe UI" w:hAnsi="Segoe UI"/>
+                <w:color w:val="374151"/>
+                <w:sz w:val="18"/>
+              </w:rPr>
+              <w:t>how to batch upload</w:t>
+            </w:r>
+          </w:p>
+        </w:tc>
+        <w:tc>
+          <w:tcPr>
+            <w:tcW w:type="dxa" w:w="4680"/>
+            <w:shd w:fill="FFFFFF"/>
+            <w:tcMar>
+              <w:top w:w="100" w:type="dxa"/>
+              <w:bottom w:w="100" w:type="dxa"/>
+              <w:left w:w="150" w:type="dxa"/>
+              <w:right w:w="150" w:type="dxa"/>
+            </w:tcMar>
+          </w:tcPr>
+          <w:p>
+            <w:r>
+              <w:rPr>
+                <w:rFonts w:ascii="Segoe UI" w:hAnsi="Segoe UI"/>
+                <w:color w:val="374151"/>
+                <w:sz w:val="18"/>
+              </w:rPr>
+              <w:t>Bulk Excel Upload</w:t>
+            </w:r>
+          </w:p>
+        </w:tc>
+      </w:tr>
+      <w:tr>
+        <w:tc>
+          <w:tcPr>
+            <w:tcW w:type="dxa" w:w="4680"/>
+            <w:shd w:fill="F9FAFB"/>
+            <w:tcMar>
+              <w:top w:w="100" w:type="dxa"/>
+              <w:bottom w:w="100" w:type="dxa"/>
+              <w:left w:w="150" w:type="dxa"/>
+              <w:right w:w="150" w:type="dxa"/>
+            </w:tcMar>
+          </w:tcPr>
+          <w:p>
+            <w:r>
+              <w:rPr>
+                <w:rFonts w:ascii="Segoe UI" w:hAnsi="Segoe UI"/>
+                <w:color w:val="374151"/>
+                <w:sz w:val="18"/>
+              </w:rPr>
+              <w:t>how to publish manual</w:t>
+            </w:r>
+          </w:p>
+        </w:tc>
+        <w:tc>
+          <w:tcPr>
+            <w:tcW w:type="dxa" w:w="4680"/>
+            <w:shd w:fill="F9FAFB"/>
+            <w:tcMar>
+              <w:top w:w="100" w:type="dxa"/>
+              <w:bottom w:w="100" w:type="dxa"/>
+              <w:left w:w="150" w:type="dxa"/>
+              <w:right w:w="150" w:type="dxa"/>
+            </w:tcMar>
+          </w:tcPr>
+          <w:p>
+            <w:r>
+              <w:rPr>
+                <w:rFonts w:ascii="Segoe UI" w:hAnsi="Segoe UI"/>
+                <w:color w:val="374151"/>
+                <w:sz w:val="18"/>
+              </w:rPr>
+              <w:t>Manual Product</w:t>
+            </w:r>
+          </w:p>
+        </w:tc>
+      </w:tr>
+      <w:tr>
+        <w:tc>
+          <w:tcPr>
+            <w:tcW w:type="dxa" w:w="4680"/>
+            <w:shd w:fill="FFFFFF"/>
+            <w:tcMar>
+              <w:top w:w="100" w:type="dxa"/>
+              <w:bottom w:w="100" w:type="dxa"/>
+              <w:left w:w="150" w:type="dxa"/>
+              <w:right w:w="150" w:type="dxa"/>
+            </w:tcMar>
+          </w:tcPr>
+          <w:p>
+            <w:r>
+              <w:rPr>
+                <w:rFonts w:ascii="Segoe UI" w:hAnsi="Segoe UI"/>
+                <w:color w:val="374151"/>
+                <w:sz w:val="18"/>
+              </w:rPr>
+              <w:t>how to connect shopee</w:t>
+            </w:r>
+          </w:p>
+        </w:tc>
+        <w:tc>
+          <w:tcPr>
+            <w:tcW w:type="dxa" w:w="4680"/>
+            <w:shd w:fill="FFFFFF"/>
+            <w:tcMar>
+              <w:top w:w="100" w:type="dxa"/>
+              <w:bottom w:w="100" w:type="dxa"/>
+              <w:left w:w="150" w:type="dxa"/>
+              <w:right w:w="150" w:type="dxa"/>
+            </w:tcMar>
+          </w:tcPr>
+          <w:p>
+            <w:r>
+              <w:rPr>
+                <w:rFonts w:ascii="Segoe UI" w:hAnsi="Segoe UI"/>
+                <w:color w:val="374151"/>
+                <w:sz w:val="18"/>
+              </w:rPr>
+              <w:t>Channel Connections</w:t>
+            </w:r>
+          </w:p>
+        </w:tc>
+      </w:tr>
+      <w:tr>
+        <w:tc>
+          <w:tcPr>
+            <w:tcW w:type="dxa" w:w="4680"/>
+            <w:shd w:fill="F9FAFB"/>
+            <w:tcMar>
+              <w:top w:w="100" w:type="dxa"/>
+              <w:bottom w:w="100" w:type="dxa"/>
+              <w:left w:w="150" w:type="dxa"/>
+              <w:right w:w="150" w:type="dxa"/>
+            </w:tcMar>
+          </w:tcPr>
+          <w:p>
+            <w:r>
+              <w:rPr>
+                <w:rFonts w:ascii="Segoe UI" w:hAnsi="Segoe UI"/>
+                <w:color w:val="374151"/>
+                <w:sz w:val="18"/>
+              </w:rPr>
+              <w:t>how to delete sku</w:t>
+            </w:r>
+          </w:p>
+        </w:tc>
+        <w:tc>
+          <w:tcPr>
+            <w:tcW w:type="dxa" w:w="4680"/>
+            <w:shd w:fill="F9FAFB"/>
+            <w:tcMar>
+              <w:top w:w="100" w:type="dxa"/>
+              <w:bottom w:w="100" w:type="dxa"/>
+              <w:left w:w="150" w:type="dxa"/>
+              <w:right w:w="150" w:type="dxa"/>
+            </w:tcMar>
+          </w:tcPr>
+          <w:p>
+            <w:r>
+              <w:rPr>
+                <w:rFonts w:ascii="Segoe UI" w:hAnsi="Segoe UI"/>
+                <w:color w:val="374151"/>
+                <w:sz w:val="18"/>
+              </w:rPr>
+              <w:t>Retracting Products</w:t>
+            </w:r>
+          </w:p>
+        </w:tc>
+      </w:tr>
+      <w:tr>
+        <w:tc>
+          <w:tcPr>
+            <w:tcW w:type="dxa" w:w="4680"/>
+            <w:shd w:fill="FFFFFF"/>
+            <w:tcMar>
+              <w:top w:w="100" w:type="dxa"/>
+              <w:bottom w:w="100" w:type="dxa"/>
+              <w:left w:w="150" w:type="dxa"/>
+              <w:right w:w="150" w:type="dxa"/>
+            </w:tcMar>
+          </w:tcPr>
+          <w:p>
+            <w:r>
+              <w:rPr>
+                <w:rFonts w:ascii="Segoe UI" w:hAnsi="Segoe UI"/>
+                <w:color w:val="374151"/>
+                <w:sz w:val="18"/>
+              </w:rPr>
+              <w:t>pricing plans</w:t>
+            </w:r>
+          </w:p>
+        </w:tc>
+        <w:tc>
+          <w:tcPr>
+            <w:tcW w:type="dxa" w:w="4680"/>
+            <w:shd w:fill="FFFFFF"/>
+            <w:tcMar>
+              <w:top w:w="100" w:type="dxa"/>
+              <w:bottom w:w="100" w:type="dxa"/>
+              <w:left w:w="150" w:type="dxa"/>
+              <w:right w:w="150" w:type="dxa"/>
+            </w:tcMar>
+          </w:tcPr>
+          <w:p>
+            <w:r>
+              <w:rPr>
+                <w:rFonts w:ascii="Segoe UI" w:hAnsi="Segoe UI"/>
+                <w:color w:val="374151"/>
+                <w:sz w:val="18"/>
+              </w:rPr>
+              <w:t>Pricing Plans</w:t>
+            </w:r>
+          </w:p>
+        </w:tc>
+      </w:tr>
+    </w:tbl>
+    <w:p/>
+    <w:p>
+      <w:pPr>
+        <w:spacing w:before="0" w:after="120" w:line="276" w:lineRule="auto"/>
+      </w:pPr>
+      <w:r>
+        <w:rPr>
+          <w:rFonts w:ascii="Segoe UI" w:hAnsi="Segoe UI"/>
+          <w:color w:val="374151"/>
+          <w:sz w:val="21"/>
+        </w:rPr>
+        <w:t>---</w:t>
+      </w:r>
+    </w:p>
+    <w:p>
+      <w:pPr>
+        <w:keepNext/>
+        <w:spacing w:before="240" w:after="80"/>
+      </w:pPr>
+      <w:r>
+        <w:rPr>
+          <w:rFonts w:ascii="Segoe UI" w:hAnsi="Segoe UI"/>
+          <w:b/>
+          <w:color w:val="06B6D4"/>
+          <w:sz w:val="30"/>
+        </w:rPr>
+        <w:t>Feature: Layout Restructuring</w:t>
+      </w:r>
+    </w:p>
+    <w:p>
+      <w:pPr>
+        <w:keepNext/>
+        <w:spacing w:before="240" w:after="80"/>
+      </w:pPr>
+      <w:r>
+        <w:rPr>
+          <w:rFonts w:ascii="Segoe UI" w:hAnsi="Segoe UI"/>
+          <w:b/>
+          <w:color w:val="374151"/>
+          <w:sz w:val="24"/>
+        </w:rPr>
+        <w:t>Scenario: Individual and Bulk Upload Separation Validation</w:t>
+      </w:r>
+    </w:p>
+    <w:p>
+      <w:pPr>
+        <w:spacing w:before="0" w:after="120" w:line="276" w:lineRule="auto"/>
+      </w:pPr>
+      <w:r>
+        <w:rPr>
+          <w:rFonts w:ascii="Segoe UI" w:hAnsi="Segoe UI"/>
+          <w:color w:val="374151"/>
+          <w:sz w:val="21"/>
+        </w:rPr>
+        <w:t>Given the user is on the dashboard</w:t>
+      </w:r>
+    </w:p>
+    <w:p>
+      <w:pPr>
+        <w:spacing w:before="0" w:after="120" w:line="276" w:lineRule="auto"/>
+      </w:pPr>
+      <w:r>
+        <w:rPr>
+          <w:rFonts w:ascii="Segoe UI" w:hAnsi="Segoe UI"/>
+          <w:color w:val="374151"/>
+          <w:sz w:val="21"/>
+        </w:rPr>
+        <w:t>When the user clicks the "Stock &amp; SKU Mappings" sidebar tab</w:t>
+      </w:r>
+    </w:p>
+    <w:p>
+      <w:pPr>
+        <w:spacing w:before="0" w:after="120" w:line="276" w:lineRule="auto"/>
+      </w:pPr>
+      <w:r>
+        <w:rPr>
+          <w:rFonts w:ascii="Segoe UI" w:hAnsi="Segoe UI"/>
+          <w:color w:val="374151"/>
+          <w:sz w:val="21"/>
+        </w:rPr>
+        <w:t>Then the "Multi-Channel Publisher" individual form card is visible beside the inventory table</w:t>
+      </w:r>
+    </w:p>
+    <w:p>
+      <w:pPr>
+        <w:spacing w:before="0" w:after="120" w:line="276" w:lineRule="auto"/>
+      </w:pPr>
+      <w:r>
+        <w:rPr>
+          <w:rFonts w:ascii="Segoe UI" w:hAnsi="Segoe UI"/>
+          <w:color w:val="374151"/>
+          <w:sz w:val="21"/>
+        </w:rPr>
+        <w:t>When the user clicks the "Batch Upload Listing" sidebar tab</w:t>
+      </w:r>
+    </w:p>
+    <w:p>
+      <w:pPr>
+        <w:spacing w:before="0" w:after="120" w:line="276" w:lineRule="auto"/>
+      </w:pPr>
+      <w:r>
+        <w:rPr>
+          <w:rFonts w:ascii="Segoe UI" w:hAnsi="Segoe UI"/>
+          <w:color w:val="374151"/>
+          <w:sz w:val="21"/>
+        </w:rPr>
+        <w:t>Then the "Bulk Excel CSV Upload" drop zone card is visible</w:t>
+      </w:r>
+    </w:p>
+    <w:p>
+      <w:pPr>
+        <w:spacing w:before="0" w:after="120" w:line="276" w:lineRule="auto"/>
+      </w:pPr>
+      <w:r>
+        <w:rPr>
+          <w:rFonts w:ascii="Segoe UI" w:hAnsi="Segoe UI"/>
+          <w:color w:val="374151"/>
+          <w:sz w:val="21"/>
+        </w:rPr>
+        <w:t>And the "Multi-Channel Publisher" individual form card is NOT rendered on this page</w:t>
+      </w:r>
+    </w:p>
+    <w:p>
+      <w:pPr>
+        <w:spacing w:before="0" w:after="120" w:line="276" w:lineRule="auto"/>
+      </w:pPr>
+      <w:r>
+        <w:rPr>
+          <w:rFonts w:ascii="Segoe UI" w:hAnsi="Segoe UI"/>
+          <w:color w:val="374151"/>
+          <w:sz w:val="21"/>
+        </w:rPr>
+        <w:t>---</w:t>
+      </w:r>
+    </w:p>
+    <w:p>
+      <w:pPr>
+        <w:keepNext/>
+        <w:spacing w:before="240" w:after="80"/>
+      </w:pPr>
+      <w:r>
+        <w:rPr>
+          <w:rFonts w:ascii="Segoe UI" w:hAnsi="Segoe UI"/>
+          <w:b/>
+          <w:color w:val="06B6D4"/>
+          <w:sz w:val="30"/>
+        </w:rPr>
+        <w:t>Feature: Merchant Profile Page &amp; Credentials Security</w:t>
+      </w:r>
+    </w:p>
+    <w:p>
+      <w:pPr>
+        <w:keepNext/>
+        <w:spacing w:before="240" w:after="80"/>
+      </w:pPr>
+      <w:r>
+        <w:rPr>
+          <w:rFonts w:ascii="Segoe UI" w:hAnsi="Segoe UI"/>
+          <w:b/>
+          <w:color w:val="374151"/>
+          <w:sz w:val="24"/>
+        </w:rPr>
+        <w:t>Scenario: Saving Personal Profile Details</w:t>
+      </w:r>
+    </w:p>
+    <w:p>
+      <w:pPr>
+        <w:spacing w:before="0" w:after="120" w:line="276" w:lineRule="auto"/>
+      </w:pPr>
+      <w:r>
+        <w:rPr>
+          <w:rFonts w:ascii="Segoe UI" w:hAnsi="Segoe UI"/>
+          <w:color w:val="374151"/>
+          <w:sz w:val="21"/>
+        </w:rPr>
+        <w:t>Given the user navigates to the "Merchant Profile" panel</w:t>
+      </w:r>
+    </w:p>
+    <w:p>
+      <w:pPr>
+        <w:spacing w:before="0" w:after="120" w:line="276" w:lineRule="auto"/>
+      </w:pPr>
+      <w:r>
+        <w:rPr>
+          <w:rFonts w:ascii="Segoe UI" w:hAnsi="Segoe UI"/>
+          <w:color w:val="374151"/>
+          <w:sz w:val="21"/>
+        </w:rPr>
+        <w:t>When the user modifies the full name to "Suchart Suksamran"</w:t>
+      </w:r>
+    </w:p>
+    <w:p>
+      <w:pPr>
+        <w:spacing w:before="0" w:after="120" w:line="276" w:lineRule="auto"/>
+      </w:pPr>
+      <w:r>
+        <w:rPr>
+          <w:rFonts w:ascii="Segoe UI" w:hAnsi="Segoe UI"/>
+          <w:color w:val="374151"/>
+          <w:sz w:val="21"/>
+        </w:rPr>
+        <w:t>And clicks "Save Profile Details"</w:t>
+      </w:r>
+    </w:p>
+    <w:p>
+      <w:pPr>
+        <w:spacing w:before="0" w:after="120" w:line="276" w:lineRule="auto"/>
+      </w:pPr>
+      <w:r>
+        <w:rPr>
+          <w:rFonts w:ascii="Segoe UI" w:hAnsi="Segoe UI"/>
+          <w:color w:val="374151"/>
+          <w:sz w:val="21"/>
+        </w:rPr>
+        <w:t>Then the system updates the profile records</w:t>
+      </w:r>
+    </w:p>
+    <w:p>
+      <w:pPr>
+        <w:spacing w:before="0" w:after="120" w:line="276" w:lineRule="auto"/>
+      </w:pPr>
+      <w:r>
+        <w:rPr>
+          <w:rFonts w:ascii="Segoe UI" w:hAnsi="Segoe UI"/>
+          <w:color w:val="374151"/>
+          <w:sz w:val="21"/>
+        </w:rPr>
+        <w:t>And displays a success banner confirming the save</w:t>
+      </w:r>
+    </w:p>
+    <w:p>
+      <w:pPr>
+        <w:keepNext/>
+        <w:spacing w:before="240" w:after="80"/>
+      </w:pPr>
+      <w:r>
+        <w:rPr>
+          <w:rFonts w:ascii="Segoe UI" w:hAnsi="Segoe UI"/>
+          <w:b/>
+          <w:color w:val="374151"/>
+          <w:sz w:val="24"/>
+        </w:rPr>
+        <w:t>Scenario: Password Leak Auditing inside Profile Update</w:t>
+      </w:r>
+    </w:p>
+    <w:p>
+      <w:pPr>
+        <w:spacing w:before="0" w:after="120" w:line="276" w:lineRule="auto"/>
+      </w:pPr>
+      <w:r>
+        <w:rPr>
+          <w:rFonts w:ascii="Segoe UI" w:hAnsi="Segoe UI"/>
+          <w:color w:val="374151"/>
+          <w:sz w:val="21"/>
+        </w:rPr>
+        <w:t>Given the user is on the "Merchant Profile" panel</w:t>
+      </w:r>
+    </w:p>
+    <w:p>
+      <w:pPr>
+        <w:spacing w:before="0" w:after="120" w:line="276" w:lineRule="auto"/>
+      </w:pPr>
+      <w:r>
+        <w:rPr>
+          <w:rFonts w:ascii="Segoe UI" w:hAnsi="Segoe UI"/>
+          <w:color w:val="374151"/>
+          <w:sz w:val="21"/>
+        </w:rPr>
+        <w:t>When the user inputs "12345678" in the new password field</w:t>
+      </w:r>
+    </w:p>
+    <w:p>
+      <w:pPr>
+        <w:spacing w:before="0" w:after="120" w:line="276" w:lineRule="auto"/>
+      </w:pPr>
+      <w:r>
+        <w:rPr>
+          <w:rFonts w:ascii="Segoe UI" w:hAnsi="Segoe UI"/>
+          <w:color w:val="374151"/>
+          <w:sz w:val="21"/>
+        </w:rPr>
+        <w:t>Then the live security auditor flags "CRITICAL: Password found in public breaches!"</w:t>
+      </w:r>
+    </w:p>
+    <w:p>
+      <w:pPr>
+        <w:spacing w:before="0" w:after="120" w:line="276" w:lineRule="auto"/>
+      </w:pPr>
+      <w:r>
+        <w:rPr>
+          <w:rFonts w:ascii="Segoe UI" w:hAnsi="Segoe UI"/>
+          <w:color w:val="374151"/>
+          <w:sz w:val="21"/>
+        </w:rPr>
+        <w:t>And disables the change credentials action until a unique password is provided</w:t>
+      </w:r>
+    </w:p>
     <w:sectPr>
       <w:pgSz w:w="12240" w:h="15840"/>
       <w:pgMar w:top="1440" w:right="1440" w:bottom="1440" w:left="1440" w:header="720" w:footer="720" w:gutter="0"/>

--- a/docs/Test_Cases.docx
+++ b/docs/Test_Cases.docx
@@ -2129,7 +2129,7 @@
           <w:color w:val="374151"/>
           <w:sz w:val="24"/>
         </w:rPr>
-        <w:t>Scenario: Saving Personal Profile Details</w:t>
+        <w:t>Scenario: Saving Personal Profile Details (Split Names)</w:t>
       </w:r>
     </w:p>
     <w:p>
@@ -2155,7 +2155,20 @@
           <w:color w:val="374151"/>
           <w:sz w:val="21"/>
         </w:rPr>
-        <w:t>When the user modifies the full name to "Suchart Suksamran"</w:t>
+        <w:t>When the user modifies the first name to "Suchart"</w:t>
+      </w:r>
+    </w:p>
+    <w:p>
+      <w:pPr>
+        <w:spacing w:before="0" w:after="120" w:line="276" w:lineRule="auto"/>
+      </w:pPr>
+      <w:r>
+        <w:rPr>
+          <w:rFonts w:ascii="Segoe UI" w:hAnsi="Segoe UI"/>
+          <w:color w:val="374151"/>
+          <w:sz w:val="21"/>
+        </w:rPr>
+        <w:t>And the user modifies the last name to "Suksamran"</w:t>
       </w:r>
     </w:p>
     <w:p>
@@ -2262,6 +2275,192 @@
           <w:sz w:val="21"/>
         </w:rPr>
         <w:t>And disables the change credentials action until a unique password is provided</w:t>
+      </w:r>
+    </w:p>
+    <w:p>
+      <w:pPr>
+        <w:keepNext/>
+        <w:spacing w:before="240" w:after="80"/>
+      </w:pPr>
+      <w:r>
+        <w:rPr>
+          <w:rFonts w:ascii="Segoe UI" w:hAnsi="Segoe UI"/>
+          <w:b/>
+          <w:color w:val="374151"/>
+          <w:sz w:val="24"/>
+        </w:rPr>
+        <w:t>Scenario: Cancel Postpaid Subscription</w:t>
+      </w:r>
+    </w:p>
+    <w:p>
+      <w:pPr>
+        <w:spacing w:before="0" w:after="120" w:line="276" w:lineRule="auto"/>
+      </w:pPr>
+      <w:r>
+        <w:rPr>
+          <w:rFonts w:ascii="Segoe UI" w:hAnsi="Segoe UI"/>
+          <w:color w:val="374151"/>
+          <w:sz w:val="21"/>
+        </w:rPr>
+        <w:t>Given the user is on the "Merchant Profile" panel</w:t>
+      </w:r>
+    </w:p>
+    <w:p>
+      <w:pPr>
+        <w:spacing w:before="0" w:after="120" w:line="276" w:lineRule="auto"/>
+      </w:pPr>
+      <w:r>
+        <w:rPr>
+          <w:rFonts w:ascii="Segoe UI" w:hAnsi="Segoe UI"/>
+          <w:color w:val="374151"/>
+          <w:sz w:val="21"/>
+        </w:rPr>
+        <w:t>And has an active "Basic" plan with "Credit Card" payment method</w:t>
+      </w:r>
+    </w:p>
+    <w:p>
+      <w:pPr>
+        <w:spacing w:before="0" w:after="120" w:line="276" w:lineRule="auto"/>
+      </w:pPr>
+      <w:r>
+        <w:rPr>
+          <w:rFonts w:ascii="Segoe UI" w:hAnsi="Segoe UI"/>
+          <w:color w:val="374151"/>
+          <w:sz w:val="21"/>
+        </w:rPr>
+        <w:t>When the user clicks the "Cancel Subscription" button</w:t>
+      </w:r>
+    </w:p>
+    <w:p>
+      <w:pPr>
+        <w:spacing w:before="0" w:after="120" w:line="276" w:lineRule="auto"/>
+      </w:pPr>
+      <w:r>
+        <w:rPr>
+          <w:rFonts w:ascii="Segoe UI" w:hAnsi="Segoe UI"/>
+          <w:color w:val="374151"/>
+          <w:sz w:val="21"/>
+        </w:rPr>
+        <w:t>And confirms the cancellation challenge</w:t>
+      </w:r>
+    </w:p>
+    <w:p>
+      <w:pPr>
+        <w:spacing w:before="0" w:after="120" w:line="276" w:lineRule="auto"/>
+      </w:pPr>
+      <w:r>
+        <w:rPr>
+          <w:rFonts w:ascii="Segoe UI" w:hAnsi="Segoe UI"/>
+          <w:color w:val="374151"/>
+          <w:sz w:val="21"/>
+        </w:rPr>
+        <w:t>Then the system downgrades the plan to "Free Tier"</w:t>
+      </w:r>
+    </w:p>
+    <w:p>
+      <w:pPr>
+        <w:spacing w:before="0" w:after="120" w:line="276" w:lineRule="auto"/>
+      </w:pPr>
+      <w:r>
+        <w:rPr>
+          <w:rFonts w:ascii="Segoe UI" w:hAnsi="Segoe UI"/>
+          <w:color w:val="374151"/>
+          <w:sz w:val="21"/>
+        </w:rPr>
+        <w:t>And resets active payment method to "None"</w:t>
+      </w:r>
+    </w:p>
+    <w:p>
+      <w:pPr>
+        <w:spacing w:before="0" w:after="120" w:line="276" w:lineRule="auto"/>
+      </w:pPr>
+      <w:r>
+        <w:rPr>
+          <w:rFonts w:ascii="Segoe UI" w:hAnsi="Segoe UI"/>
+          <w:color w:val="374151"/>
+          <w:sz w:val="21"/>
+        </w:rPr>
+        <w:t>And updates the top-nav account badge to "Free Tier"</w:t>
+      </w:r>
+    </w:p>
+    <w:p>
+      <w:pPr>
+        <w:keepNext/>
+        <w:spacing w:before="240" w:after="80"/>
+      </w:pPr>
+      <w:r>
+        <w:rPr>
+          <w:rFonts w:ascii="Segoe UI" w:hAnsi="Segoe UI"/>
+          <w:b/>
+          <w:color w:val="374151"/>
+          <w:sz w:val="24"/>
+        </w:rPr>
+        <w:t>Scenario Outline: Account Deletion Subscription Check</w:t>
+      </w:r>
+    </w:p>
+    <w:p>
+      <w:pPr>
+        <w:spacing w:before="0" w:after="120" w:line="276" w:lineRule="auto"/>
+      </w:pPr>
+      <w:r>
+        <w:rPr>
+          <w:rFonts w:ascii="Segoe UI" w:hAnsi="Segoe UI"/>
+          <w:color w:val="374151"/>
+          <w:sz w:val="21"/>
+        </w:rPr>
+        <w:t>Given the user is on the "Merchant Profile" panel</w:t>
+      </w:r>
+    </w:p>
+    <w:p>
+      <w:pPr>
+        <w:spacing w:before="0" w:after="120" w:line="276" w:lineRule="auto"/>
+      </w:pPr>
+      <w:r>
+        <w:rPr>
+          <w:rFonts w:ascii="Segoe UI" w:hAnsi="Segoe UI"/>
+          <w:color w:val="374151"/>
+          <w:sz w:val="21"/>
+        </w:rPr>
+        <w:t>And the user's current plan is "&lt;current_plan&gt;"</w:t>
+      </w:r>
+    </w:p>
+    <w:p>
+      <w:pPr>
+        <w:spacing w:before="0" w:after="120" w:line="276" w:lineRule="auto"/>
+      </w:pPr>
+      <w:r>
+        <w:rPr>
+          <w:rFonts w:ascii="Segoe UI" w:hAnsi="Segoe UI"/>
+          <w:color w:val="374151"/>
+          <w:sz w:val="21"/>
+        </w:rPr>
+        <w:t>When the user clicks the "Delete Merchant Account" button</w:t>
+      </w:r>
+    </w:p>
+    <w:p>
+      <w:pPr>
+        <w:spacing w:before="0" w:after="120" w:line="276" w:lineRule="auto"/>
+      </w:pPr>
+      <w:r>
+        <w:rPr>
+          <w:rFonts w:ascii="Segoe UI" w:hAnsi="Segoe UI"/>
+          <w:color w:val="374151"/>
+          <w:sz w:val="21"/>
+        </w:rPr>
+        <w:t>Then the system action is "&lt;expected_action&gt;"</w:t>
+      </w:r>
+    </w:p>
+    <w:p>
+      <w:pPr>
+        <w:spacing w:before="0" w:after="120" w:line="276" w:lineRule="auto"/>
+      </w:pPr>
+      <w:r>
+        <w:rPr>
+          <w:rFonts w:ascii="Segoe UI" w:hAnsi="Segoe UI"/>
+          <w:color w:val="374151"/>
+          <w:sz w:val="21"/>
+        </w:rPr>
+        <w:t>Examples:</w:t>
       </w:r>
     </w:p>
     <w:sectPr>

--- a/docs/Test_Cases.docx
+++ b/docs/Test_Cases.docx
@@ -2463,6 +2463,366 @@
         <w:t>Examples:</w:t>
       </w:r>
     </w:p>
+    <w:tbl>
+      <w:tblPr>
+        <w:tblW w:type="auto" w:w="0"/>
+        <w:tblLayout w:type="autofit"/>
+        <w:tblLook w:firstColumn="1" w:firstRow="1" w:lastColumn="0" w:lastRow="0" w:noHBand="0" w:noVBand="1" w:val="04A0"/>
+      </w:tblPr>
+      <w:tblGrid>
+        <w:gridCol w:w="4680"/>
+        <w:gridCol w:w="4680"/>
+      </w:tblGrid>
+      <w:tr>
+        <w:tc>
+          <w:tcPr>
+            <w:tcW w:type="dxa" w:w="4680"/>
+            <w:shd w:fill="6366F1"/>
+            <w:tcMar>
+              <w:top w:w="100" w:type="dxa"/>
+              <w:bottom w:w="100" w:type="dxa"/>
+              <w:left w:w="150" w:type="dxa"/>
+              <w:right w:w="150" w:type="dxa"/>
+            </w:tcMar>
+          </w:tcPr>
+          <w:p>
+            <w:r>
+              <w:rPr>
+                <w:rFonts w:ascii="Segoe UI" w:hAnsi="Segoe UI"/>
+                <w:b/>
+                <w:color w:val="FFFFFF"/>
+                <w:sz w:val="19"/>
+              </w:rPr>
+              <w:t>current_plan</w:t>
+            </w:r>
+          </w:p>
+        </w:tc>
+        <w:tc>
+          <w:tcPr>
+            <w:tcW w:type="dxa" w:w="4680"/>
+            <w:shd w:fill="6366F1"/>
+            <w:tcMar>
+              <w:top w:w="100" w:type="dxa"/>
+              <w:bottom w:w="100" w:type="dxa"/>
+              <w:left w:w="150" w:type="dxa"/>
+              <w:right w:w="150" w:type="dxa"/>
+            </w:tcMar>
+          </w:tcPr>
+          <w:p>
+            <w:r>
+              <w:rPr>
+                <w:rFonts w:ascii="Segoe UI" w:hAnsi="Segoe UI"/>
+                <w:b/>
+                <w:color w:val="FFFFFF"/>
+                <w:sz w:val="19"/>
+              </w:rPr>
+              <w:t>expected_action</w:t>
+            </w:r>
+          </w:p>
+        </w:tc>
+      </w:tr>
+      <w:tr>
+        <w:tc>
+          <w:tcPr>
+            <w:tcW w:type="dxa" w:w="4680"/>
+            <w:shd w:fill="FFFFFF"/>
+            <w:tcMar>
+              <w:top w:w="100" w:type="dxa"/>
+              <w:bottom w:w="100" w:type="dxa"/>
+              <w:left w:w="150" w:type="dxa"/>
+              <w:right w:w="150" w:type="dxa"/>
+            </w:tcMar>
+          </w:tcPr>
+          <w:p>
+            <w:r>
+              <w:rPr>
+                <w:rFonts w:ascii="Segoe UI" w:hAnsi="Segoe UI"/>
+                <w:color w:val="374151"/>
+                <w:sz w:val="18"/>
+              </w:rPr>
+              <w:t>Basic</w:t>
+            </w:r>
+          </w:p>
+        </w:tc>
+        <w:tc>
+          <w:tcPr>
+            <w:tcW w:type="dxa" w:w="4680"/>
+            <w:shd w:fill="FFFFFF"/>
+            <w:tcMar>
+              <w:top w:w="100" w:type="dxa"/>
+              <w:bottom w:w="100" w:type="dxa"/>
+              <w:left w:w="150" w:type="dxa"/>
+              <w:right w:w="150" w:type="dxa"/>
+            </w:tcMar>
+          </w:tcPr>
+          <w:p>
+            <w:r>
+              <w:rPr>
+                <w:rFonts w:ascii="Segoe UI" w:hAnsi="Segoe UI"/>
+                <w:color w:val="374151"/>
+                <w:sz w:val="18"/>
+              </w:rPr>
+              <w:t>blocked with warning "Cancel subscription first"</w:t>
+            </w:r>
+          </w:p>
+        </w:tc>
+      </w:tr>
+      <w:tr>
+        <w:tc>
+          <w:tcPr>
+            <w:tcW w:type="dxa" w:w="4680"/>
+            <w:shd w:fill="F9FAFB"/>
+            <w:tcMar>
+              <w:top w:w="100" w:type="dxa"/>
+              <w:bottom w:w="100" w:type="dxa"/>
+              <w:left w:w="150" w:type="dxa"/>
+              <w:right w:w="150" w:type="dxa"/>
+            </w:tcMar>
+          </w:tcPr>
+          <w:p>
+            <w:r>
+              <w:rPr>
+                <w:rFonts w:ascii="Segoe UI" w:hAnsi="Segoe UI"/>
+                <w:color w:val="374151"/>
+                <w:sz w:val="18"/>
+              </w:rPr>
+              <w:t>Advance</w:t>
+            </w:r>
+          </w:p>
+        </w:tc>
+        <w:tc>
+          <w:tcPr>
+            <w:tcW w:type="dxa" w:w="4680"/>
+            <w:shd w:fill="F9FAFB"/>
+            <w:tcMar>
+              <w:top w:w="100" w:type="dxa"/>
+              <w:bottom w:w="100" w:type="dxa"/>
+              <w:left w:w="150" w:type="dxa"/>
+              <w:right w:w="150" w:type="dxa"/>
+            </w:tcMar>
+          </w:tcPr>
+          <w:p>
+            <w:r>
+              <w:rPr>
+                <w:rFonts w:ascii="Segoe UI" w:hAnsi="Segoe UI"/>
+                <w:color w:val="374151"/>
+                <w:sz w:val="18"/>
+              </w:rPr>
+              <w:t>blocked with warning "Cancel subscription first"</w:t>
+            </w:r>
+          </w:p>
+        </w:tc>
+      </w:tr>
+      <w:tr>
+        <w:tc>
+          <w:tcPr>
+            <w:tcW w:type="dxa" w:w="4680"/>
+            <w:shd w:fill="FFFFFF"/>
+            <w:tcMar>
+              <w:top w:w="100" w:type="dxa"/>
+              <w:bottom w:w="100" w:type="dxa"/>
+              <w:left w:w="150" w:type="dxa"/>
+              <w:right w:w="150" w:type="dxa"/>
+            </w:tcMar>
+          </w:tcPr>
+          <w:p>
+            <w:r>
+              <w:rPr>
+                <w:rFonts w:ascii="Segoe UI" w:hAnsi="Segoe UI"/>
+                <w:color w:val="374151"/>
+                <w:sz w:val="18"/>
+              </w:rPr>
+              <w:t>Free</w:t>
+            </w:r>
+          </w:p>
+        </w:tc>
+        <w:tc>
+          <w:tcPr>
+            <w:tcW w:type="dxa" w:w="4680"/>
+            <w:shd w:fill="FFFFFF"/>
+            <w:tcMar>
+              <w:top w:w="100" w:type="dxa"/>
+              <w:bottom w:w="100" w:type="dxa"/>
+              <w:left w:w="150" w:type="dxa"/>
+              <w:right w:w="150" w:type="dxa"/>
+            </w:tcMar>
+          </w:tcPr>
+          <w:p>
+            <w:r>
+              <w:rPr>
+                <w:rFonts w:ascii="Segoe UI" w:hAnsi="Segoe UI"/>
+                <w:color w:val="374151"/>
+                <w:sz w:val="18"/>
+              </w:rPr>
+              <w:t>prompts password challenge then deletes account</w:t>
+            </w:r>
+          </w:p>
+        </w:tc>
+      </w:tr>
+    </w:tbl>
+    <w:p/>
+    <w:p>
+      <w:pPr>
+        <w:spacing w:before="0" w:after="120" w:line="276" w:lineRule="auto"/>
+      </w:pPr>
+      <w:r>
+        <w:rPr>
+          <w:rFonts w:ascii="Segoe UI" w:hAnsi="Segoe UI"/>
+          <w:color w:val="374151"/>
+          <w:sz w:val="21"/>
+        </w:rPr>
+        <w:t>---</w:t>
+      </w:r>
+    </w:p>
+    <w:p>
+      <w:pPr>
+        <w:keepNext/>
+        <w:spacing w:before="240" w:after="80"/>
+      </w:pPr>
+      <w:r>
+        <w:rPr>
+          <w:rFonts w:ascii="Segoe UI" w:hAnsi="Segoe UI"/>
+          <w:b/>
+          <w:color w:val="06B6D4"/>
+          <w:sz w:val="30"/>
+        </w:rPr>
+        <w:t>Feature: Payment/Payout Tracking Ledger</w:t>
+      </w:r>
+    </w:p>
+    <w:p>
+      <w:pPr>
+        <w:keepNext/>
+        <w:spacing w:before="240" w:after="80"/>
+      </w:pPr>
+      <w:r>
+        <w:rPr>
+          <w:rFonts w:ascii="Segoe UI" w:hAnsi="Segoe UI"/>
+          <w:b/>
+          <w:color w:val="374151"/>
+          <w:sz w:val="24"/>
+        </w:rPr>
+        <w:t>Scenario: Filtering Payouts by Channel Shop</w:t>
+      </w:r>
+    </w:p>
+    <w:p>
+      <w:pPr>
+        <w:spacing w:before="0" w:after="120" w:line="276" w:lineRule="auto"/>
+      </w:pPr>
+      <w:r>
+        <w:rPr>
+          <w:rFonts w:ascii="Segoe UI" w:hAnsi="Segoe UI"/>
+          <w:color w:val="374151"/>
+          <w:sz w:val="21"/>
+        </w:rPr>
+        <w:t>Given the user is on the "Payment Tracking" ledger tab</w:t>
+      </w:r>
+    </w:p>
+    <w:p>
+      <w:pPr>
+        <w:spacing w:before="0" w:after="120" w:line="276" w:lineRule="auto"/>
+      </w:pPr>
+      <w:r>
+        <w:rPr>
+          <w:rFonts w:ascii="Segoe UI" w:hAnsi="Segoe UI"/>
+          <w:color w:val="374151"/>
+          <w:sz w:val="21"/>
+        </w:rPr>
+        <w:t>When the user unchecks the "Lazada" channel checkbox</w:t>
+      </w:r>
+    </w:p>
+    <w:p>
+      <w:pPr>
+        <w:spacing w:before="0" w:after="120" w:line="276" w:lineRule="auto"/>
+      </w:pPr>
+      <w:r>
+        <w:rPr>
+          <w:rFonts w:ascii="Segoe UI" w:hAnsi="Segoe UI"/>
+          <w:color w:val="374151"/>
+          <w:sz w:val="21"/>
+        </w:rPr>
+        <w:t>Then all Lazada transaction rows are hidden from the ledger table</w:t>
+      </w:r>
+    </w:p>
+    <w:p>
+      <w:pPr>
+        <w:spacing w:before="0" w:after="120" w:line="276" w:lineRule="auto"/>
+      </w:pPr>
+      <w:r>
+        <w:rPr>
+          <w:rFonts w:ascii="Segoe UI" w:hAnsi="Segoe UI"/>
+          <w:color w:val="374151"/>
+          <w:sz w:val="21"/>
+        </w:rPr>
+        <w:t>And the "Total Pending Settlement" sum card is updated to exclude Lazada net amounts</w:t>
+      </w:r>
+    </w:p>
+    <w:p>
+      <w:pPr>
+        <w:keepNext/>
+        <w:spacing w:before="240" w:after="80"/>
+      </w:pPr>
+      <w:r>
+        <w:rPr>
+          <w:rFonts w:ascii="Segoe UI" w:hAnsi="Segoe UI"/>
+          <w:b/>
+          <w:color w:val="374151"/>
+          <w:sz w:val="24"/>
+        </w:rPr>
+        <w:t>Scenario: Searching Payouts by Order ID</w:t>
+      </w:r>
+    </w:p>
+    <w:p>
+      <w:pPr>
+        <w:spacing w:before="0" w:after="120" w:line="276" w:lineRule="auto"/>
+      </w:pPr>
+      <w:r>
+        <w:rPr>
+          <w:rFonts w:ascii="Segoe UI" w:hAnsi="Segoe UI"/>
+          <w:color w:val="374151"/>
+          <w:sz w:val="21"/>
+        </w:rPr>
+        <w:t>Given the user is on the "Payment Tracking" ledger tab</w:t>
+      </w:r>
+    </w:p>
+    <w:p>
+      <w:pPr>
+        <w:spacing w:before="0" w:after="120" w:line="276" w:lineRule="auto"/>
+      </w:pPr>
+      <w:r>
+        <w:rPr>
+          <w:rFonts w:ascii="Segoe UI" w:hAnsi="Segoe UI"/>
+          <w:color w:val="374151"/>
+          <w:sz w:val="21"/>
+        </w:rPr>
+        <w:t>When the user types "ORD-2026-9902" in the search box</w:t>
+      </w:r>
+    </w:p>
+    <w:p>
+      <w:pPr>
+        <w:spacing w:before="0" w:after="120" w:line="276" w:lineRule="auto"/>
+      </w:pPr>
+      <w:r>
+        <w:rPr>
+          <w:rFonts w:ascii="Segoe UI" w:hAnsi="Segoe UI"/>
+          <w:color w:val="374151"/>
+          <w:sz w:val="21"/>
+        </w:rPr>
+        <w:t>Then the table shows only 1 row matching the Order ID</w:t>
+      </w:r>
+    </w:p>
+    <w:p>
+      <w:pPr>
+        <w:spacing w:before="0" w:after="120" w:line="276" w:lineRule="auto"/>
+      </w:pPr>
+      <w:r>
+        <w:rPr>
+          <w:rFonts w:ascii="Segoe UI" w:hAnsi="Segoe UI"/>
+          <w:color w:val="374151"/>
+          <w:sz w:val="21"/>
+        </w:rPr>
+        <w:t>And all other mismatching rows are hidden</w:t>
+      </w:r>
+    </w:p>
     <w:sectPr>
       <w:pgSz w:w="12240" w:h="15840"/>
       <w:pgMar w:top="1440" w:right="1440" w:bottom="1440" w:left="1440" w:header="720" w:footer="720" w:gutter="0"/>

--- a/docs/Test_Cases.docx
+++ b/docs/Test_Cases.docx
@@ -2823,6 +2823,326 @@
         <w:t>And all other mismatching rows are hidden</w:t>
       </w:r>
     </w:p>
+    <w:p>
+      <w:pPr>
+        <w:spacing w:before="0" w:after="120" w:line="276" w:lineRule="auto"/>
+      </w:pPr>
+      <w:r>
+        <w:rPr>
+          <w:rFonts w:ascii="Segoe UI" w:hAnsi="Segoe UI"/>
+          <w:color w:val="374151"/>
+          <w:sz w:val="21"/>
+        </w:rPr>
+        <w:t>---</w:t>
+      </w:r>
+    </w:p>
+    <w:p>
+      <w:pPr>
+        <w:keepNext/>
+        <w:spacing w:before="240" w:after="80"/>
+      </w:pPr>
+      <w:r>
+        <w:rPr>
+          <w:rFonts w:ascii="Segoe UI" w:hAnsi="Segoe UI"/>
+          <w:b/>
+          <w:color w:val="06B6D4"/>
+          <w:sz w:val="30"/>
+        </w:rPr>
+        <w:t>Feature: Daily Shipping &amp; Returns Tracking Ledger</w:t>
+      </w:r>
+    </w:p>
+    <w:p>
+      <w:pPr>
+        <w:keepNext/>
+        <w:spacing w:before="240" w:after="80"/>
+      </w:pPr>
+      <w:r>
+        <w:rPr>
+          <w:rFonts w:ascii="Segoe UI" w:hAnsi="Segoe UI"/>
+          <w:b/>
+          <w:color w:val="374151"/>
+          <w:sz w:val="24"/>
+        </w:rPr>
+        <w:t>Scenario: Filtering Outbound Shipments by Logistics Carrier</w:t>
+      </w:r>
+    </w:p>
+    <w:p>
+      <w:pPr>
+        <w:spacing w:before="0" w:after="120" w:line="276" w:lineRule="auto"/>
+      </w:pPr>
+      <w:r>
+        <w:rPr>
+          <w:rFonts w:ascii="Segoe UI" w:hAnsi="Segoe UI"/>
+          <w:color w:val="374151"/>
+          <w:sz w:val="21"/>
+        </w:rPr>
+        <w:t>Given the user is on the "Shipping Progress" ledger tab</w:t>
+      </w:r>
+    </w:p>
+    <w:p>
+      <w:pPr>
+        <w:spacing w:before="0" w:after="120" w:line="276" w:lineRule="auto"/>
+      </w:pPr>
+      <w:r>
+        <w:rPr>
+          <w:rFonts w:ascii="Segoe UI" w:hAnsi="Segoe UI"/>
+          <w:color w:val="374151"/>
+          <w:sz w:val="21"/>
+        </w:rPr>
+        <w:t>And selects "Outbound Deliveries" sub-tab</w:t>
+      </w:r>
+    </w:p>
+    <w:p>
+      <w:pPr>
+        <w:spacing w:before="0" w:after="120" w:line="276" w:lineRule="auto"/>
+      </w:pPr>
+      <w:r>
+        <w:rPr>
+          <w:rFonts w:ascii="Segoe UI" w:hAnsi="Segoe UI"/>
+          <w:color w:val="374151"/>
+          <w:sz w:val="21"/>
+        </w:rPr>
+        <w:t>When the user selects "Flash Express" in the carrier filter dropdown</w:t>
+      </w:r>
+    </w:p>
+    <w:p>
+      <w:pPr>
+        <w:spacing w:before="0" w:after="120" w:line="276" w:lineRule="auto"/>
+      </w:pPr>
+      <w:r>
+        <w:rPr>
+          <w:rFonts w:ascii="Segoe UI" w:hAnsi="Segoe UI"/>
+          <w:color w:val="374151"/>
+          <w:sz w:val="21"/>
+        </w:rPr>
+        <w:t>Then only shipments using Flash Express are displayed in the list</w:t>
+      </w:r>
+    </w:p>
+    <w:p>
+      <w:pPr>
+        <w:spacing w:before="0" w:after="120" w:line="276" w:lineRule="auto"/>
+      </w:pPr>
+      <w:r>
+        <w:rPr>
+          <w:rFonts w:ascii="Segoe UI" w:hAnsi="Segoe UI"/>
+          <w:color w:val="374151"/>
+          <w:sz w:val="21"/>
+        </w:rPr>
+        <w:t>And all other carrier rows are hidden</w:t>
+      </w:r>
+    </w:p>
+    <w:p>
+      <w:pPr>
+        <w:keepNext/>
+        <w:spacing w:before="240" w:after="80"/>
+      </w:pPr>
+      <w:r>
+        <w:rPr>
+          <w:rFonts w:ascii="Segoe UI" w:hAnsi="Segoe UI"/>
+          <w:b/>
+          <w:color w:val="374151"/>
+          <w:sz w:val="24"/>
+        </w:rPr>
+        <w:t>Scenario: Tracking Outbound Parcel Milestones</w:t>
+      </w:r>
+    </w:p>
+    <w:p>
+      <w:pPr>
+        <w:spacing w:before="0" w:after="120" w:line="276" w:lineRule="auto"/>
+      </w:pPr>
+      <w:r>
+        <w:rPr>
+          <w:rFonts w:ascii="Segoe UI" w:hAnsi="Segoe UI"/>
+          <w:color w:val="374151"/>
+          <w:sz w:val="21"/>
+        </w:rPr>
+        <w:t>Given the user is on the "Shipping Progress" ledger tab</w:t>
+      </w:r>
+    </w:p>
+    <w:p>
+      <w:pPr>
+        <w:spacing w:before="0" w:after="120" w:line="276" w:lineRule="auto"/>
+      </w:pPr>
+      <w:r>
+        <w:rPr>
+          <w:rFonts w:ascii="Segoe UI" w:hAnsi="Segoe UI"/>
+          <w:color w:val="374151"/>
+          <w:sz w:val="21"/>
+        </w:rPr>
+        <w:t>When the user clicks "Track" next to Order ID "ORD-2026-9901"</w:t>
+      </w:r>
+    </w:p>
+    <w:p>
+      <w:pPr>
+        <w:spacing w:before="0" w:after="120" w:line="276" w:lineRule="auto"/>
+      </w:pPr>
+      <w:r>
+        <w:rPr>
+          <w:rFonts w:ascii="Segoe UI" w:hAnsi="Segoe UI"/>
+          <w:color w:val="374151"/>
+          <w:sz w:val="21"/>
+        </w:rPr>
+        <w:t>Then the "Shipment Milestones" modal overlays on the screen</w:t>
+      </w:r>
+    </w:p>
+    <w:p>
+      <w:pPr>
+        <w:spacing w:before="0" w:after="120" w:line="276" w:lineRule="auto"/>
+      </w:pPr>
+      <w:r>
+        <w:rPr>
+          <w:rFonts w:ascii="Segoe UI" w:hAnsi="Segoe UI"/>
+          <w:color w:val="374151"/>
+          <w:sz w:val="21"/>
+        </w:rPr>
+        <w:t>And the modal displays the tracking code "TH-FL-8890281"</w:t>
+      </w:r>
+    </w:p>
+    <w:p>
+      <w:pPr>
+        <w:spacing w:before="0" w:after="120" w:line="276" w:lineRule="auto"/>
+      </w:pPr>
+      <w:r>
+        <w:rPr>
+          <w:rFonts w:ascii="Segoe UI" w:hAnsi="Segoe UI"/>
+          <w:color w:val="374151"/>
+          <w:sz w:val="21"/>
+        </w:rPr>
+        <w:t>And displays the vertical progress checkpoints list</w:t>
+      </w:r>
+    </w:p>
+    <w:p>
+      <w:pPr>
+        <w:keepNext/>
+        <w:spacing w:before="240" w:after="80"/>
+      </w:pPr>
+      <w:r>
+        <w:rPr>
+          <w:rFonts w:ascii="Segoe UI" w:hAnsi="Segoe UI"/>
+          <w:b/>
+          <w:color w:val="374151"/>
+          <w:sz w:val="24"/>
+        </w:rPr>
+        <w:t>Scenario: Verifying Customer Returns &amp; Auto-Restocking</w:t>
+      </w:r>
+    </w:p>
+    <w:p>
+      <w:pPr>
+        <w:spacing w:before="0" w:after="120" w:line="276" w:lineRule="auto"/>
+      </w:pPr>
+      <w:r>
+        <w:rPr>
+          <w:rFonts w:ascii="Segoe UI" w:hAnsi="Segoe UI"/>
+          <w:color w:val="374151"/>
+          <w:sz w:val="21"/>
+        </w:rPr>
+        <w:t>Given the user is on the "Shipping Progress" ledger tab</w:t>
+      </w:r>
+    </w:p>
+    <w:p>
+      <w:pPr>
+        <w:spacing w:before="0" w:after="120" w:line="276" w:lineRule="auto"/>
+      </w:pPr>
+      <w:r>
+        <w:rPr>
+          <w:rFonts w:ascii="Segoe UI" w:hAnsi="Segoe UI"/>
+          <w:color w:val="374151"/>
+          <w:sz w:val="21"/>
+        </w:rPr>
+        <w:t>And selects "Inbound Returns &amp; Tasks" sub-tab</w:t>
+      </w:r>
+    </w:p>
+    <w:p>
+      <w:pPr>
+        <w:spacing w:before="0" w:after="120" w:line="276" w:lineRule="auto"/>
+      </w:pPr>
+      <w:r>
+        <w:rPr>
+          <w:rFonts w:ascii="Segoe UI" w:hAnsi="Segoe UI"/>
+          <w:color w:val="374151"/>
+          <w:sz w:val="21"/>
+        </w:rPr>
+        <w:t>And selects order "ORD-2026-9906" with status "Awaiting Inspection"</w:t>
+      </w:r>
+    </w:p>
+    <w:p>
+      <w:pPr>
+        <w:spacing w:before="0" w:after="120" w:line="276" w:lineRule="auto"/>
+      </w:pPr>
+      <w:r>
+        <w:rPr>
+          <w:rFonts w:ascii="Segoe UI" w:hAnsi="Segoe UI"/>
+          <w:color w:val="374151"/>
+          <w:sz w:val="21"/>
+        </w:rPr>
+        <w:t>When the user clicks "Inspect &amp; Process"</w:t>
+      </w:r>
+    </w:p>
+    <w:p>
+      <w:pPr>
+        <w:spacing w:before="0" w:after="120" w:line="276" w:lineRule="auto"/>
+      </w:pPr>
+      <w:r>
+        <w:rPr>
+          <w:rFonts w:ascii="Segoe UI" w:hAnsi="Segoe UI"/>
+          <w:color w:val="374151"/>
+          <w:sz w:val="21"/>
+        </w:rPr>
+        <w:t>Then the "Verify Buyer Return Request" checklist modal displays</w:t>
+      </w:r>
+    </w:p>
+    <w:p>
+      <w:pPr>
+        <w:spacing w:before="0" w:after="120" w:line="276" w:lineRule="auto"/>
+      </w:pPr>
+      <w:r>
+        <w:rPr>
+          <w:rFonts w:ascii="Segoe UI" w:hAnsi="Segoe UI"/>
+          <w:color w:val="374151"/>
+          <w:sz w:val="21"/>
+        </w:rPr>
+        <w:t>When the user checks all three quality criteria boxes</w:t>
+      </w:r>
+    </w:p>
+    <w:p>
+      <w:pPr>
+        <w:spacing w:before="0" w:after="120" w:line="276" w:lineRule="auto"/>
+      </w:pPr>
+      <w:r>
+        <w:rPr>
+          <w:rFonts w:ascii="Segoe UI" w:hAnsi="Segoe UI"/>
+          <w:color w:val="374151"/>
+          <w:sz w:val="21"/>
+        </w:rPr>
+        <w:t>And clicks "Approve &amp; Restock"</w:t>
+      </w:r>
+    </w:p>
+    <w:p>
+      <w:pPr>
+        <w:spacing w:before="0" w:after="120" w:line="276" w:lineRule="auto"/>
+      </w:pPr>
+      <w:r>
+        <w:rPr>
+          <w:rFonts w:ascii="Segoe UI" w:hAnsi="Segoe UI"/>
+          <w:color w:val="374151"/>
+          <w:sz w:val="21"/>
+        </w:rPr>
+        <w:t>Then the system updates the return status to "Refund Processed"</w:t>
+      </w:r>
+    </w:p>
+    <w:p>
+      <w:pPr>
+        <w:spacing w:before="0" w:after="120" w:line="276" w:lineRule="auto"/>
+      </w:pPr>
+      <w:r>
+        <w:rPr>
+          <w:rFonts w:ascii="Segoe UI" w:hAnsi="Segoe UI"/>
+          <w:color w:val="374151"/>
+          <w:sz w:val="21"/>
+        </w:rPr>
+        <w:t>And the inventory stock count of "FIN-HOODIE-BLK" increases by 1 unit</w:t>
+      </w:r>
+    </w:p>
     <w:sectPr>
       <w:pgSz w:w="12240" w:h="15840"/>
       <w:pgMar w:top="1440" w:right="1440" w:bottom="1440" w:left="1440" w:header="720" w:footer="720" w:gutter="0"/>

--- a/docs/Test_Cases.docx
+++ b/docs/Test_Cases.docx
@@ -3143,6 +3143,588 @@
         <w:t>And the inventory stock count of "FIN-HOODIE-BLK" increases by 1 unit</w:t>
       </w:r>
     </w:p>
+    <w:p>
+      <w:pPr>
+        <w:spacing w:before="0" w:after="120" w:line="276" w:lineRule="auto"/>
+      </w:pPr>
+      <w:r>
+        <w:rPr>
+          <w:rFonts w:ascii="Segoe UI" w:hAnsi="Segoe UI"/>
+          <w:color w:val="374151"/>
+          <w:sz w:val="21"/>
+        </w:rPr>
+        <w:t>---</w:t>
+      </w:r>
+    </w:p>
+    <w:p>
+      <w:pPr>
+        <w:keepNext/>
+        <w:spacing w:before="240" w:after="80"/>
+      </w:pPr>
+      <w:r>
+        <w:rPr>
+          <w:rFonts w:ascii="Segoe UI" w:hAnsi="Segoe UI"/>
+          <w:b/>
+          <w:color w:val="06B6D4"/>
+          <w:sz w:val="30"/>
+        </w:rPr>
+        <w:t>Feature: Order Management &amp; Printing Operations</w:t>
+      </w:r>
+    </w:p>
+    <w:p>
+      <w:pPr>
+        <w:keepNext/>
+        <w:spacing w:before="240" w:after="80"/>
+      </w:pPr>
+      <w:r>
+        <w:rPr>
+          <w:rFonts w:ascii="Segoe UI" w:hAnsi="Segoe UI"/>
+          <w:b/>
+          <w:color w:val="374151"/>
+          <w:sz w:val="24"/>
+        </w:rPr>
+        <w:t>Scenario: Accepting Outgoing Platform Order</w:t>
+      </w:r>
+    </w:p>
+    <w:p>
+      <w:pPr>
+        <w:spacing w:before="0" w:after="120" w:line="276" w:lineRule="auto"/>
+      </w:pPr>
+      <w:r>
+        <w:rPr>
+          <w:rFonts w:ascii="Segoe UI" w:hAnsi="Segoe UI"/>
+          <w:color w:val="374151"/>
+          <w:sz w:val="21"/>
+        </w:rPr>
+        <w:t>Given the user is on the "Order Management" console tab</w:t>
+      </w:r>
+    </w:p>
+    <w:p>
+      <w:pPr>
+        <w:spacing w:before="0" w:after="120" w:line="276" w:lineRule="auto"/>
+      </w:pPr>
+      <w:r>
+        <w:rPr>
+          <w:rFonts w:ascii="Segoe UI" w:hAnsi="Segoe UI"/>
+          <w:color w:val="374151"/>
+          <w:sz w:val="21"/>
+        </w:rPr>
+        <w:t>And sees order "ORD-2026-9901" with status "New Order"</w:t>
+      </w:r>
+    </w:p>
+    <w:p>
+      <w:pPr>
+        <w:spacing w:before="0" w:after="120" w:line="276" w:lineRule="auto"/>
+      </w:pPr>
+      <w:r>
+        <w:rPr>
+          <w:rFonts w:ascii="Segoe UI" w:hAnsi="Segoe UI"/>
+          <w:color w:val="374151"/>
+          <w:sz w:val="21"/>
+        </w:rPr>
+        <w:t>When the user clicks "Accept" next to the order</w:t>
+      </w:r>
+    </w:p>
+    <w:p>
+      <w:pPr>
+        <w:spacing w:before="0" w:after="120" w:line="276" w:lineRule="auto"/>
+      </w:pPr>
+      <w:r>
+        <w:rPr>
+          <w:rFonts w:ascii="Segoe UI" w:hAnsi="Segoe UI"/>
+          <w:color w:val="374151"/>
+          <w:sz w:val="21"/>
+        </w:rPr>
+        <w:t>Then the system dispatches "POST /api/v1/shopee/orders/accept" API sync call</w:t>
+      </w:r>
+    </w:p>
+    <w:p>
+      <w:pPr>
+        <w:spacing w:before="0" w:after="120" w:line="276" w:lineRule="auto"/>
+      </w:pPr>
+      <w:r>
+        <w:rPr>
+          <w:rFonts w:ascii="Segoe UI" w:hAnsi="Segoe UI"/>
+          <w:color w:val="374151"/>
+          <w:sz w:val="21"/>
+        </w:rPr>
+        <w:t>And updates the order status to "Ready to Ship"</w:t>
+      </w:r>
+    </w:p>
+    <w:p>
+      <w:pPr>
+        <w:keepNext/>
+        <w:spacing w:before="240" w:after="80"/>
+      </w:pPr>
+      <w:r>
+        <w:rPr>
+          <w:rFonts w:ascii="Segoe UI" w:hAnsi="Segoe UI"/>
+          <w:b/>
+          <w:color w:val="374151"/>
+          <w:sz w:val="24"/>
+        </w:rPr>
+        <w:t>Scenario Outline: Mandatory Cancellation Reasons Customize by Platform</w:t>
+      </w:r>
+    </w:p>
+    <w:p>
+      <w:pPr>
+        <w:spacing w:before="0" w:after="120" w:line="276" w:lineRule="auto"/>
+      </w:pPr>
+      <w:r>
+        <w:rPr>
+          <w:rFonts w:ascii="Segoe UI" w:hAnsi="Segoe UI"/>
+          <w:color w:val="374151"/>
+          <w:sz w:val="21"/>
+        </w:rPr>
+        <w:t>Given the user is on the "Order Management" console tab</w:t>
+      </w:r>
+    </w:p>
+    <w:p>
+      <w:pPr>
+        <w:spacing w:before="0" w:after="120" w:line="276" w:lineRule="auto"/>
+      </w:pPr>
+      <w:r>
+        <w:rPr>
+          <w:rFonts w:ascii="Segoe UI" w:hAnsi="Segoe UI"/>
+          <w:color w:val="374151"/>
+          <w:sz w:val="21"/>
+        </w:rPr>
+        <w:t>And selects order "&lt;order_id&gt;" from platform "&lt;platform&gt;"</w:t>
+      </w:r>
+    </w:p>
+    <w:p>
+      <w:pPr>
+        <w:spacing w:before="0" w:after="120" w:line="276" w:lineRule="auto"/>
+      </w:pPr>
+      <w:r>
+        <w:rPr>
+          <w:rFonts w:ascii="Segoe UI" w:hAnsi="Segoe UI"/>
+          <w:color w:val="374151"/>
+          <w:sz w:val="21"/>
+        </w:rPr>
+        <w:t>When the user clicks "Cancel" next to the order</w:t>
+      </w:r>
+    </w:p>
+    <w:p>
+      <w:pPr>
+        <w:spacing w:before="0" w:after="120" w:line="276" w:lineRule="auto"/>
+      </w:pPr>
+      <w:r>
+        <w:rPr>
+          <w:rFonts w:ascii="Segoe UI" w:hAnsi="Segoe UI"/>
+          <w:color w:val="374151"/>
+          <w:sz w:val="21"/>
+        </w:rPr>
+        <w:t>Then the cancellation modal opens</w:t>
+      </w:r>
+    </w:p>
+    <w:p>
+      <w:pPr>
+        <w:spacing w:before="0" w:after="120" w:line="276" w:lineRule="auto"/>
+      </w:pPr>
+      <w:r>
+        <w:rPr>
+          <w:rFonts w:ascii="Segoe UI" w:hAnsi="Segoe UI"/>
+          <w:color w:val="374151"/>
+          <w:sz w:val="21"/>
+        </w:rPr>
+        <w:t>And the mandatory reasons dropdown list shows option "&lt;expected_reason_code&gt;"</w:t>
+      </w:r>
+    </w:p>
+    <w:p>
+      <w:pPr>
+        <w:spacing w:before="0" w:after="120" w:line="276" w:lineRule="auto"/>
+      </w:pPr>
+      <w:r>
+        <w:rPr>
+          <w:rFonts w:ascii="Segoe UI" w:hAnsi="Segoe UI"/>
+          <w:color w:val="374151"/>
+          <w:sz w:val="21"/>
+        </w:rPr>
+        <w:t>Examples:</w:t>
+      </w:r>
+    </w:p>
+    <w:tbl>
+      <w:tblPr>
+        <w:tblW w:type="auto" w:w="0"/>
+        <w:tblLayout w:type="autofit"/>
+        <w:tblLook w:firstColumn="1" w:firstRow="1" w:lastColumn="0" w:lastRow="0" w:noHBand="0" w:noVBand="1" w:val="04A0"/>
+      </w:tblPr>
+      <w:tblGrid>
+        <w:gridCol w:w="3120"/>
+        <w:gridCol w:w="3120"/>
+        <w:gridCol w:w="3120"/>
+      </w:tblGrid>
+      <w:tr>
+        <w:tc>
+          <w:tcPr>
+            <w:tcW w:type="dxa" w:w="3120"/>
+            <w:shd w:fill="6366F1"/>
+            <w:tcMar>
+              <w:top w:w="100" w:type="dxa"/>
+              <w:bottom w:w="100" w:type="dxa"/>
+              <w:left w:w="150" w:type="dxa"/>
+              <w:right w:w="150" w:type="dxa"/>
+            </w:tcMar>
+          </w:tcPr>
+          <w:p>
+            <w:r>
+              <w:rPr>
+                <w:rFonts w:ascii="Segoe UI" w:hAnsi="Segoe UI"/>
+                <w:b/>
+                <w:color w:val="FFFFFF"/>
+                <w:sz w:val="19"/>
+              </w:rPr>
+              <w:t>order_id</w:t>
+            </w:r>
+          </w:p>
+        </w:tc>
+        <w:tc>
+          <w:tcPr>
+            <w:tcW w:type="dxa" w:w="3120"/>
+            <w:shd w:fill="6366F1"/>
+            <w:tcMar>
+              <w:top w:w="100" w:type="dxa"/>
+              <w:bottom w:w="100" w:type="dxa"/>
+              <w:left w:w="150" w:type="dxa"/>
+              <w:right w:w="150" w:type="dxa"/>
+            </w:tcMar>
+          </w:tcPr>
+          <w:p>
+            <w:r>
+              <w:rPr>
+                <w:rFonts w:ascii="Segoe UI" w:hAnsi="Segoe UI"/>
+                <w:b/>
+                <w:color w:val="FFFFFF"/>
+                <w:sz w:val="19"/>
+              </w:rPr>
+              <w:t>platform</w:t>
+            </w:r>
+          </w:p>
+        </w:tc>
+        <w:tc>
+          <w:tcPr>
+            <w:tcW w:type="dxa" w:w="3120"/>
+            <w:shd w:fill="6366F1"/>
+            <w:tcMar>
+              <w:top w:w="100" w:type="dxa"/>
+              <w:bottom w:w="100" w:type="dxa"/>
+              <w:left w:w="150" w:type="dxa"/>
+              <w:right w:w="150" w:type="dxa"/>
+            </w:tcMar>
+          </w:tcPr>
+          <w:p>
+            <w:r>
+              <w:rPr>
+                <w:rFonts w:ascii="Segoe UI" w:hAnsi="Segoe UI"/>
+                <w:b/>
+                <w:color w:val="FFFFFF"/>
+                <w:sz w:val="19"/>
+              </w:rPr>
+              <w:t>expected_reason_code</w:t>
+            </w:r>
+          </w:p>
+        </w:tc>
+      </w:tr>
+      <w:tr>
+        <w:tc>
+          <w:tcPr>
+            <w:tcW w:type="dxa" w:w="3120"/>
+            <w:shd w:fill="FFFFFF"/>
+            <w:tcMar>
+              <w:top w:w="100" w:type="dxa"/>
+              <w:bottom w:w="100" w:type="dxa"/>
+              <w:left w:w="150" w:type="dxa"/>
+              <w:right w:w="150" w:type="dxa"/>
+            </w:tcMar>
+          </w:tcPr>
+          <w:p>
+            <w:r>
+              <w:rPr>
+                <w:rFonts w:ascii="Segoe UI" w:hAnsi="Segoe UI"/>
+                <w:color w:val="374151"/>
+                <w:sz w:val="18"/>
+              </w:rPr>
+              <w:t>ORD-2026-9901</w:t>
+            </w:r>
+          </w:p>
+        </w:tc>
+        <w:tc>
+          <w:tcPr>
+            <w:tcW w:type="dxa" w:w="3120"/>
+            <w:shd w:fill="FFFFFF"/>
+            <w:tcMar>
+              <w:top w:w="100" w:type="dxa"/>
+              <w:bottom w:w="100" w:type="dxa"/>
+              <w:left w:w="150" w:type="dxa"/>
+              <w:right w:w="150" w:type="dxa"/>
+            </w:tcMar>
+          </w:tcPr>
+          <w:p>
+            <w:r>
+              <w:rPr>
+                <w:rFonts w:ascii="Segoe UI" w:hAnsi="Segoe UI"/>
+                <w:color w:val="374151"/>
+                <w:sz w:val="18"/>
+              </w:rPr>
+              <w:t>Shopee</w:t>
+            </w:r>
+          </w:p>
+        </w:tc>
+        <w:tc>
+          <w:tcPr>
+            <w:tcW w:type="dxa" w:w="3120"/>
+            <w:shd w:fill="FFFFFF"/>
+            <w:tcMar>
+              <w:top w:w="100" w:type="dxa"/>
+              <w:bottom w:w="100" w:type="dxa"/>
+              <w:left w:w="150" w:type="dxa"/>
+              <w:right w:w="150" w:type="dxa"/>
+            </w:tcMar>
+          </w:tcPr>
+          <w:p>
+            <w:r>
+              <w:rPr>
+                <w:rFonts w:ascii="Segoe UI" w:hAnsi="Segoe UI"/>
+                <w:color w:val="374151"/>
+                <w:sz w:val="18"/>
+              </w:rPr>
+              <w:t>DELIVERY_LIMITATION</w:t>
+            </w:r>
+          </w:p>
+        </w:tc>
+      </w:tr>
+      <w:tr>
+        <w:tc>
+          <w:tcPr>
+            <w:tcW w:type="dxa" w:w="3120"/>
+            <w:shd w:fill="F9FAFB"/>
+            <w:tcMar>
+              <w:top w:w="100" w:type="dxa"/>
+              <w:bottom w:w="100" w:type="dxa"/>
+              <w:left w:w="150" w:type="dxa"/>
+              <w:right w:w="150" w:type="dxa"/>
+            </w:tcMar>
+          </w:tcPr>
+          <w:p>
+            <w:r>
+              <w:rPr>
+                <w:rFonts w:ascii="Segoe UI" w:hAnsi="Segoe UI"/>
+                <w:color w:val="374151"/>
+                <w:sz w:val="18"/>
+              </w:rPr>
+              <w:t>ORD-2026-9902</w:t>
+            </w:r>
+          </w:p>
+        </w:tc>
+        <w:tc>
+          <w:tcPr>
+            <w:tcW w:type="dxa" w:w="3120"/>
+            <w:shd w:fill="F9FAFB"/>
+            <w:tcMar>
+              <w:top w:w="100" w:type="dxa"/>
+              <w:bottom w:w="100" w:type="dxa"/>
+              <w:left w:w="150" w:type="dxa"/>
+              <w:right w:w="150" w:type="dxa"/>
+            </w:tcMar>
+          </w:tcPr>
+          <w:p>
+            <w:r>
+              <w:rPr>
+                <w:rFonts w:ascii="Segoe UI" w:hAnsi="Segoe UI"/>
+                <w:color w:val="374151"/>
+                <w:sz w:val="18"/>
+              </w:rPr>
+              <w:t>Lazada</w:t>
+            </w:r>
+          </w:p>
+        </w:tc>
+        <w:tc>
+          <w:tcPr>
+            <w:tcW w:type="dxa" w:w="3120"/>
+            <w:shd w:fill="F9FAFB"/>
+            <w:tcMar>
+              <w:top w:w="100" w:type="dxa"/>
+              <w:bottom w:w="100" w:type="dxa"/>
+              <w:left w:w="150" w:type="dxa"/>
+              <w:right w:w="150" w:type="dxa"/>
+            </w:tcMar>
+          </w:tcPr>
+          <w:p>
+            <w:r>
+              <w:rPr>
+                <w:rFonts w:ascii="Segoe UI" w:hAnsi="Segoe UI"/>
+                <w:color w:val="374151"/>
+                <w:sz w:val="18"/>
+              </w:rPr>
+              <w:t>SOURCING_DELAY</w:t>
+            </w:r>
+          </w:p>
+        </w:tc>
+      </w:tr>
+      <w:tr>
+        <w:tc>
+          <w:tcPr>
+            <w:tcW w:type="dxa" w:w="3120"/>
+            <w:shd w:fill="FFFFFF"/>
+            <w:tcMar>
+              <w:top w:w="100" w:type="dxa"/>
+              <w:bottom w:w="100" w:type="dxa"/>
+              <w:left w:w="150" w:type="dxa"/>
+              <w:right w:w="150" w:type="dxa"/>
+            </w:tcMar>
+          </w:tcPr>
+          <w:p>
+            <w:r>
+              <w:rPr>
+                <w:rFonts w:ascii="Segoe UI" w:hAnsi="Segoe UI"/>
+                <w:color w:val="374151"/>
+                <w:sz w:val="18"/>
+              </w:rPr>
+              <w:t>ORD-2026-9903</w:t>
+            </w:r>
+          </w:p>
+        </w:tc>
+        <w:tc>
+          <w:tcPr>
+            <w:tcW w:type="dxa" w:w="3120"/>
+            <w:shd w:fill="FFFFFF"/>
+            <w:tcMar>
+              <w:top w:w="100" w:type="dxa"/>
+              <w:bottom w:w="100" w:type="dxa"/>
+              <w:left w:w="150" w:type="dxa"/>
+              <w:right w:w="150" w:type="dxa"/>
+            </w:tcMar>
+          </w:tcPr>
+          <w:p>
+            <w:r>
+              <w:rPr>
+                <w:rFonts w:ascii="Segoe UI" w:hAnsi="Segoe UI"/>
+                <w:color w:val="374151"/>
+                <w:sz w:val="18"/>
+              </w:rPr>
+              <w:t>TikTok</w:t>
+            </w:r>
+          </w:p>
+        </w:tc>
+        <w:tc>
+          <w:tcPr>
+            <w:tcW w:type="dxa" w:w="3120"/>
+            <w:shd w:fill="FFFFFF"/>
+            <w:tcMar>
+              <w:top w:w="100" w:type="dxa"/>
+              <w:bottom w:w="100" w:type="dxa"/>
+              <w:left w:w="150" w:type="dxa"/>
+              <w:right w:w="150" w:type="dxa"/>
+            </w:tcMar>
+          </w:tcPr>
+          <w:p>
+            <w:r>
+              <w:rPr>
+                <w:rFonts w:ascii="Segoe UI" w:hAnsi="Segoe UI"/>
+                <w:color w:val="374151"/>
+                <w:sz w:val="18"/>
+              </w:rPr>
+              <w:t>COURIER_FAILURE</w:t>
+            </w:r>
+          </w:p>
+        </w:tc>
+      </w:tr>
+    </w:tbl>
+    <w:p/>
+    <w:p>
+      <w:pPr>
+        <w:keepNext/>
+        <w:spacing w:before="240" w:after="80"/>
+      </w:pPr>
+      <w:r>
+        <w:rPr>
+          <w:rFonts w:ascii="Segoe UI" w:hAnsi="Segoe UI"/>
+          <w:b/>
+          <w:color w:val="374151"/>
+          <w:sz w:val="24"/>
+        </w:rPr>
+        <w:t>Scenario: Printing Spooled Air Waybills and Invoices</w:t>
+      </w:r>
+    </w:p>
+    <w:p>
+      <w:pPr>
+        <w:spacing w:before="0" w:after="120" w:line="276" w:lineRule="auto"/>
+      </w:pPr>
+      <w:r>
+        <w:rPr>
+          <w:rFonts w:ascii="Segoe UI" w:hAnsi="Segoe UI"/>
+          <w:color w:val="374151"/>
+          <w:sz w:val="21"/>
+        </w:rPr>
+        <w:t>Given the user is on the "Order Management" console tab</w:t>
+      </w:r>
+    </w:p>
+    <w:p>
+      <w:pPr>
+        <w:spacing w:before="0" w:after="120" w:line="276" w:lineRule="auto"/>
+      </w:pPr>
+      <w:r>
+        <w:rPr>
+          <w:rFonts w:ascii="Segoe UI" w:hAnsi="Segoe UI"/>
+          <w:color w:val="374151"/>
+          <w:sz w:val="21"/>
+        </w:rPr>
+        <w:t>And selects orders "ORD-2026-9901" and "ORD-2026-9902" using checkboxes</w:t>
+      </w:r>
+    </w:p>
+    <w:p>
+      <w:pPr>
+        <w:spacing w:before="0" w:after="120" w:line="276" w:lineRule="auto"/>
+      </w:pPr>
+      <w:r>
+        <w:rPr>
+          <w:rFonts w:ascii="Segoe UI" w:hAnsi="Segoe UI"/>
+          <w:color w:val="374151"/>
+          <w:sz w:val="21"/>
+        </w:rPr>
+        <w:t>When the user clicks "Print AWB"</w:t>
+      </w:r>
+    </w:p>
+    <w:p>
+      <w:pPr>
+        <w:spacing w:before="0" w:after="120" w:line="276" w:lineRule="auto"/>
+      </w:pPr>
+      <w:r>
+        <w:rPr>
+          <w:rFonts w:ascii="Segoe UI" w:hAnsi="Segoe UI"/>
+          <w:color w:val="374151"/>
+          <w:sz w:val="21"/>
+        </w:rPr>
+        <w:t>Then the "Thermal Printing Queue Logs" console expands</w:t>
+      </w:r>
+    </w:p>
+    <w:p>
+      <w:pPr>
+        <w:spacing w:before="0" w:after="120" w:line="276" w:lineRule="auto"/>
+      </w:pPr>
+      <w:r>
+        <w:rPr>
+          <w:rFonts w:ascii="Segoe UI" w:hAnsi="Segoe UI"/>
+          <w:color w:val="374151"/>
+          <w:sz w:val="21"/>
+        </w:rPr>
+        <w:t>And logs API GET queries pulling PDF documents for both orders</w:t>
+      </w:r>
+    </w:p>
+    <w:p>
+      <w:pPr>
+        <w:spacing w:before="0" w:after="120" w:line="276" w:lineRule="auto"/>
+      </w:pPr>
+      <w:r>
+        <w:rPr>
+          <w:rFonts w:ascii="Segoe UI" w:hAnsi="Segoe UI"/>
+          <w:color w:val="374151"/>
+          <w:sz w:val="21"/>
+        </w:rPr>
+        <w:t>And spools the printable documents to the local thermal docket queue</w:t>
+      </w:r>
+    </w:p>
     <w:sectPr>
       <w:pgSz w:w="12240" w:h="15840"/>
       <w:pgMar w:top="1440" w:right="1440" w:bottom="1440" w:left="1440" w:header="720" w:footer="720" w:gutter="0"/>
